--- a/landfill-orchestra/docx/research_notes.docx
+++ b/landfill-orchestra/docx/research_notes.docx
@@ -4,10 +4,11 @@
   <w:body>
     <w:p>
       <w:pPr>
-        <w:pStyle w:val="Title"/>
+        <w:spacing w:after="160" w:line="360"/>
       </w:pPr>
       <w:r>
-        <w:t xml:space="preserve">고증 노트</w:t>
+        <w:t xml:space="preserve"># 고증 노트
+</w:t>
       </w:r>
     </w:p>
     <w:tbl>
@@ -1136,7 +1137,7 @@
       </w:pPr>
     </w:p>
     <w:sectPr>
-      <w:footerReference w:type="default" r:id="rId7"/>
+      <w:footerReference w:type="default" r:id="rId6"/>
       <w:pgSz w:w="16838" w:h="11906" w:orient="landscape"/>
       <w:pgMar w:top="1134" w:right="1134" w:bottom="1134" w:left="1134" w:header="708" w:footer="708" w:gutter="0"/>
       <w:pgNumType/>
@@ -1144,10 +1145,6 @@
     </w:sectPr>
   </w:body>
 </w:document>
-</file>
-
-<file path=word/comments.xml><?xml version="1.0" encoding="utf-8"?>
-<w:comments xmlns:cx="http://schemas.microsoft.com/office/drawing/2014/chartex" xmlns:cx1="http://schemas.microsoft.com/office/drawing/2015/9/8/chartex" xmlns:cx2="http://schemas.microsoft.com/office/drawing/2015/10/21/chartex" xmlns:cx3="http://schemas.microsoft.com/office/drawing/2016/5/9/chartex" xmlns:cx4="http://schemas.microsoft.com/office/drawing/2016/5/10/chartex" xmlns:cx5="http://schemas.microsoft.com/office/drawing/2016/5/11/chartex" xmlns:cx6="http://schemas.microsoft.com/office/drawing/2016/5/12/chartex" xmlns:cx7="http://schemas.microsoft.com/office/drawing/2016/5/13/chartex" xmlns:cx8="http://schemas.microsoft.com/office/drawing/2016/5/14/chartex" xmlns:mc="http://schemas.openxmlformats.org/markup-compatibility/2006" xmlns:aink="http://schemas.microsoft.com/office/drawing/2016/ink" xmlns:am3d="http://schemas.microsoft.com/office/drawing/2017/model3d" xmlns:o="urn:schemas-microsoft-com:office:office" xmlns:r="http://schemas.openxmlformats.org/officeDocument/2006/relationships" xmlns:m="http://schemas.openxmlformats.org/officeDocument/2006/math" xmlns:v="urn:schemas-microsoft-com:vml" xmlns:wp14="http://schemas.microsoft.com/office/word/2010/wordprocessingDrawing" xmlns:wp="http://schemas.openxmlformats.org/drawingml/2006/wordprocessingDrawing" xmlns:w10="urn:schemas-microsoft-com:office:word" xmlns:w="http://schemas.openxmlformats.org/wordprocessingml/2006/main" xmlns:w14="http://schemas.microsoft.com/office/word/2010/wordml" xmlns:w15="http://schemas.microsoft.com/office/word/2012/wordml" xmlns:w16cex="http://schemas.microsoft.com/office/word/2018/wordml/cex" xmlns:w16cid="http://schemas.microsoft.com/office/word/2016/wordml/cid" xmlns:w16="http://schemas.microsoft.com/office/word/2018/wordml" xmlns:w16sdtdh="http://schemas.microsoft.com/office/word/2020/wordml/sdtdatahash" xmlns:w16se="http://schemas.microsoft.com/office/word/2015/wordml/symex" xmlns:wpg="http://schemas.microsoft.com/office/word/2010/wordprocessingGroup" xmlns:wpi="http://schemas.microsoft.com/office/word/2010/wordprocessingInk" xmlns:wne="http://schemas.microsoft.com/office/word/2006/wordml" xmlns:wps="http://schemas.microsoft.com/office/word/2010/wordprocessingShape"/>
 </file>
 
 <file path=word/endnotes.xml><?xml version="1.0" encoding="utf-8"?>
@@ -1249,7 +1246,7 @@
 <w:numbering xmlns:wpc="http://schemas.microsoft.com/office/word/2010/wordprocessingCanvas" xmlns:mc="http://schemas.openxmlformats.org/markup-compatibility/2006" xmlns:o="urn:schemas-microsoft-com:office:office" xmlns:r="http://schemas.openxmlformats.org/officeDocument/2006/relationships" xmlns:m="http://schemas.openxmlformats.org/officeDocument/2006/math" xmlns:v="urn:schemas-microsoft-com:vml" xmlns:wp14="http://schemas.microsoft.com/office/word/2010/wordprocessingDrawing" xmlns:wp="http://schemas.openxmlformats.org/drawingml/2006/wordprocessingDrawing" xmlns:w10="urn:schemas-microsoft-com:office:word" xmlns:w="http://schemas.openxmlformats.org/wordprocessingml/2006/main" xmlns:w14="http://schemas.microsoft.com/office/word/2010/wordml" xmlns:w15="http://schemas.microsoft.com/office/word/2012/wordml" xmlns:wpg="http://schemas.microsoft.com/office/word/2010/wordprocessingGroup" xmlns:wpi="http://schemas.microsoft.com/office/word/2010/wordprocessingInk" xmlns:wne="http://schemas.microsoft.com/office/word/2006/wordml" xmlns:wps="http://schemas.microsoft.com/office/word/2010/wordprocessingShape" mc:Ignorable="w14 w15 wp14">
   <w:abstractNum w:abstractNumId="1" w15:restartNumberingAfterBreak="0">
     <w:multiLevelType w:val="hybridMultilevel"/>
-    <w:lvl w:ilvl="0" w15:tentative="1">
+    <w:lvl w:ilvl="0" w:tentative="1">
       <w:start w:val="1"/>
       <w:numFmt w:val="bullet"/>
       <w:lvlText w:val="●"/>
@@ -1258,7 +1255,7 @@
         <w:ind w:left="720" w:hanging="360"/>
       </w:pPr>
     </w:lvl>
-    <w:lvl w:ilvl="1" w15:tentative="1">
+    <w:lvl w:ilvl="1" w:tentative="1">
       <w:start w:val="1"/>
       <w:numFmt w:val="bullet"/>
       <w:lvlText w:val="○"/>
@@ -1267,7 +1264,7 @@
         <w:ind w:left="1440" w:hanging="360"/>
       </w:pPr>
     </w:lvl>
-    <w:lvl w:ilvl="2" w15:tentative="1">
+    <w:lvl w:ilvl="2" w:tentative="1">
       <w:start w:val="1"/>
       <w:numFmt w:val="bullet"/>
       <w:lvlText w:val="■"/>
@@ -1276,7 +1273,7 @@
         <w:ind w:left="2160" w:hanging="360"/>
       </w:pPr>
     </w:lvl>
-    <w:lvl w:ilvl="3" w15:tentative="1">
+    <w:lvl w:ilvl="3" w:tentative="1">
       <w:start w:val="1"/>
       <w:numFmt w:val="bullet"/>
       <w:lvlText w:val="●"/>
@@ -1285,7 +1282,7 @@
         <w:ind w:left="2880" w:hanging="360"/>
       </w:pPr>
     </w:lvl>
-    <w:lvl w:ilvl="4" w15:tentative="1">
+    <w:lvl w:ilvl="4" w:tentative="1">
       <w:start w:val="1"/>
       <w:numFmt w:val="bullet"/>
       <w:lvlText w:val="○"/>
@@ -1294,7 +1291,7 @@
         <w:ind w:left="3600" w:hanging="360"/>
       </w:pPr>
     </w:lvl>
-    <w:lvl w:ilvl="5" w15:tentative="1">
+    <w:lvl w:ilvl="5" w:tentative="1">
       <w:start w:val="1"/>
       <w:numFmt w:val="bullet"/>
       <w:lvlText w:val="■"/>
@@ -1303,7 +1300,7 @@
         <w:ind w:left="4320" w:hanging="360"/>
       </w:pPr>
     </w:lvl>
-    <w:lvl w:ilvl="6" w15:tentative="1">
+    <w:lvl w:ilvl="6" w:tentative="1">
       <w:start w:val="1"/>
       <w:numFmt w:val="bullet"/>
       <w:lvlText w:val="●"/>
@@ -1312,7 +1309,7 @@
         <w:ind w:left="5040" w:hanging="360"/>
       </w:pPr>
     </w:lvl>
-    <w:lvl w:ilvl="7" w15:tentative="1">
+    <w:lvl w:ilvl="7" w:tentative="1">
       <w:start w:val="1"/>
       <w:numFmt w:val="bullet"/>
       <w:lvlText w:val="●"/>
@@ -1321,7 +1318,7 @@
         <w:ind w:left="5760" w:hanging="360"/>
       </w:pPr>
     </w:lvl>
-    <w:lvl w:ilvl="8" w15:tentative="1">
+    <w:lvl w:ilvl="8" w:tentative="1">
       <w:start w:val="1"/>
       <w:numFmt w:val="bullet"/>
       <w:lvlText w:val="●"/>
@@ -1333,7 +1330,7 @@
   </w:abstractNum>
   <w:abstractNum w:abstractNumId="2" w15:restartNumberingAfterBreak="0">
     <w:multiLevelType w:val="hybridMultilevel"/>
-    <w:lvl w:ilvl="0" w15:tentative="1">
+    <w:lvl w:ilvl="0" w:tentative="1">
       <w:start w:val="1"/>
       <w:numFmt w:val="bullet"/>
       <w:lvlText w:val="•"/>
@@ -1342,7 +1339,7 @@
         <w:ind w:left="540" w:hanging="270"/>
       </w:pPr>
     </w:lvl>
-    <w:lvl w:ilvl="1" w15:tentative="1">
+    <w:lvl w:ilvl="1" w:tentative="1">
       <w:start w:val="1"/>
       <w:numFmt w:val="bullet"/>
       <w:lvlText w:val="–"/>
@@ -1373,48 +1370,24 @@
     </w:rPrDefault>
     <w:pPrDefault/>
   </w:docDefaults>
-  <w:style w:type="paragraph" w:styleId="Title">
-    <w:name w:val="Title"/>
-    <w:basedOn w:val="Normal"/>
-    <w:next w:val="Normal"/>
+  <w:style w:type="paragraph" w:styleId="Normal" w:default="1">
+    <w:name w:val="Normal"/>
     <w:qFormat/>
-    <w:rPr>
-      <w:sz w:val="56"/>
-      <w:szCs w:val="56"/>
-    </w:rPr>
   </w:style>
-  <w:style w:type="paragraph" w:styleId="Heading1">
-    <w:name w:val="Heading 1"/>
-    <w:basedOn w:val="Normal"/>
-    <w:next w:val="Normal"/>
-    <w:qFormat/>
-    <w:rPr>
-      <w:color w:val="2E74B5"/>
-      <w:sz w:val="32"/>
-      <w:szCs w:val="32"/>
-    </w:rPr>
-  </w:style>
-  <w:style w:type="paragraph" w:styleId="Heading2">
-    <w:name w:val="Heading 2"/>
-    <w:basedOn w:val="Normal"/>
-    <w:next w:val="Normal"/>
-    <w:qFormat/>
-    <w:rPr>
-      <w:color w:val="2E74B5"/>
-      <w:sz w:val="26"/>
-      <w:szCs w:val="26"/>
-    </w:rPr>
-  </w:style>
-  <w:style w:type="paragraph" w:styleId="Heading3">
-    <w:name w:val="Heading 3"/>
-    <w:basedOn w:val="Normal"/>
-    <w:next w:val="Normal"/>
-    <w:qFormat/>
-    <w:rPr>
-      <w:color w:val="1F4D78"/>
-      <w:sz w:val="24"/>
-      <w:szCs w:val="24"/>
-    </w:rPr>
+  <w:style w:type="table" w:styleId="TableNormal" w:default="true">
+    <w:name w:val="Normal Table"/>
+    <w:uiPriority w:val="99"/>
+    <w:semiHidden/>
+    <w:unhideWhenUsed/>
+    <w:tblPr>
+      <w:tblInd w:type="dxa" w:w="0"/>
+      <w:tblCellMar>
+        <w:top w:type="dxa" w:w="0"/>
+        <w:left w:type="dxa" w:w="108"/>
+        <w:bottom w:type="dxa" w:w="0"/>
+        <w:right w:type="dxa" w:w="108"/>
+      </w:tblCellMar>
+    </w:tblPr>
   </w:style>
   <w:style w:type="paragraph" w:styleId="Heading4">
     <w:name w:val="Heading 4"/>
@@ -1609,4 +1582,294 @@
     </w:rPr>
   </w:style>
 </w:styles>
+</file>
+
+<file path=word/theme/theme1.xml><?xml version="1.0" encoding="utf-8"?>
+<a:theme xmlns:a="http://schemas.openxmlformats.org/drawingml/2006/main" name="Office Theme">
+  <a:themeElements>
+    <a:clrScheme name="Office">
+      <a:dk1>
+        <a:sysClr val="windowText" lastClr="000000"/>
+      </a:dk1>
+      <a:lt1>
+        <a:sysClr val="window" lastClr="FFFFFF"/>
+      </a:lt1>
+      <a:dk2>
+        <a:srgbClr val="44546A"/>
+      </a:dk2>
+      <a:lt2>
+        <a:srgbClr val="E7E6E6"/>
+      </a:lt2>
+      <a:accent1>
+        <a:srgbClr val="4472C4"/>
+      </a:accent1>
+      <a:accent2>
+        <a:srgbClr val="ED7D31"/>
+      </a:accent2>
+      <a:accent3>
+        <a:srgbClr val="A5A5A5"/>
+      </a:accent3>
+      <a:accent4>
+        <a:srgbClr val="FFC000"/>
+      </a:accent4>
+      <a:accent5>
+        <a:srgbClr val="5B9BD5"/>
+      </a:accent5>
+      <a:accent6>
+        <a:srgbClr val="70AD47"/>
+      </a:accent6>
+      <a:hlink>
+        <a:srgbClr val="0563C1"/>
+      </a:hlink>
+      <a:folHlink>
+        <a:srgbClr val="954F72"/>
+      </a:folHlink>
+    </a:clrScheme>
+    <a:fontScheme name="Office">
+      <a:majorFont>
+        <a:latin typeface="Calibri Light" panose="020F0302020204030204"/>
+        <a:ea typeface=""/>
+        <a:cs typeface=""/>
+        <a:font script="Jpan" typeface="游ゴシック Light"/>
+        <a:font script="Hang" typeface="맑은 고딕"/>
+        <a:font script="Hans" typeface="等线 Light"/>
+        <a:font script="Hant" typeface="新細明體"/>
+        <a:font script="Arab" typeface="Times New Roman"/>
+        <a:font script="Hebr" typeface="Times New Roman"/>
+        <a:font script="Thai" typeface="Angsana New"/>
+        <a:font script="Ethi" typeface="Nyala"/>
+        <a:font script="Beng" typeface="Vrinda"/>
+        <a:font script="Gujr" typeface="Shruti"/>
+        <a:font script="Khmr" typeface="MoolBoran"/>
+        <a:font script="Knda" typeface="Tunga"/>
+        <a:font script="Guru" typeface="Raavi"/>
+        <a:font script="Cans" typeface="Euphemia"/>
+        <a:font script="Cher" typeface="Plantagenet Cherokee"/>
+        <a:font script="Yiii" typeface="Microsoft Yi Baiti"/>
+        <a:font script="Tibt" typeface="Microsoft Himalaya"/>
+        <a:font script="Thaa" typeface="MV Boli"/>
+        <a:font script="Deva" typeface="Mangal"/>
+        <a:font script="Telu" typeface="Gautami"/>
+        <a:font script="Taml" typeface="Latha"/>
+        <a:font script="Syrc" typeface="Estrangelo Edessa"/>
+        <a:font script="Orya" typeface="Kalinga"/>
+        <a:font script="Mlym" typeface="Kartika"/>
+        <a:font script="Laoo" typeface="DokChampa"/>
+        <a:font script="Sinh" typeface="Iskoola Pota"/>
+        <a:font script="Mong" typeface="Mongolian Baiti"/>
+        <a:font script="Viet" typeface="Times New Roman"/>
+        <a:font script="Uigh" typeface="Microsoft Uighur"/>
+        <a:font script="Geor" typeface="Sylfaen"/>
+        <a:font script="Armn" typeface="Arial"/>
+        <a:font script="Bugi" typeface="Leelawadee UI"/>
+        <a:font script="Bopo" typeface="Microsoft JhengHei"/>
+        <a:font script="Java" typeface="Javanese Text"/>
+        <a:font script="Lisu" typeface="Segoe UI"/>
+        <a:font script="Mymr" typeface="Myanmar Text"/>
+        <a:font script="Nkoo" typeface="Ebrima"/>
+        <a:font script="Olck" typeface="Nirmala UI"/>
+        <a:font script="Osma" typeface="Ebrima"/>
+        <a:font script="Phag" typeface="Phagspa"/>
+        <a:font script="Syrn" typeface="Estrangelo Edessa"/>
+        <a:font script="Syrj" typeface="Estrangelo Edessa"/>
+        <a:font script="Syre" typeface="Estrangelo Edessa"/>
+        <a:font script="Sora" typeface="Nirmala UI"/>
+        <a:font script="Tale" typeface="Microsoft Tai Le"/>
+        <a:font script="Talu" typeface="Microsoft New Tai Lue"/>
+        <a:font script="Tfng" typeface="Ebrima"/>
+      </a:majorFont>
+      <a:minorFont>
+        <a:latin typeface="Calibri" panose="020F0502020204030204"/>
+        <a:ea typeface=""/>
+        <a:cs typeface=""/>
+        <a:font script="Jpan" typeface="游明朝"/>
+        <a:font script="Hang" typeface="맑은 고딕"/>
+        <a:font script="Hans" typeface="等线"/>
+        <a:font script="Hant" typeface="新細明體"/>
+        <a:font script="Arab" typeface="Arial"/>
+        <a:font script="Hebr" typeface="Arial"/>
+        <a:font script="Thai" typeface="Cordia New"/>
+        <a:font script="Ethi" typeface="Nyala"/>
+        <a:font script="Beng" typeface="Vrinda"/>
+        <a:font script="Gujr" typeface="Shruti"/>
+        <a:font script="Khmr" typeface="DaunPenh"/>
+        <a:font script="Knda" typeface="Tunga"/>
+        <a:font script="Guru" typeface="Raavi"/>
+        <a:font script="Cans" typeface="Euphemia"/>
+        <a:font script="Cher" typeface="Plantagenet Cherokee"/>
+        <a:font script="Yiii" typeface="Microsoft Yi Baiti"/>
+        <a:font script="Tibt" typeface="Microsoft Himalaya"/>
+        <a:font script="Thaa" typeface="MV Boli"/>
+        <a:font script="Deva" typeface="Mangal"/>
+        <a:font script="Telu" typeface="Gautami"/>
+        <a:font script="Taml" typeface="Latha"/>
+        <a:font script="Syrc" typeface="Estrangelo Edessa"/>
+        <a:font script="Orya" typeface="Kalinga"/>
+        <a:font script="Mlym" typeface="Kartika"/>
+        <a:font script="Laoo" typeface="DokChampa"/>
+        <a:font script="Sinh" typeface="Iskoola Pota"/>
+        <a:font script="Mong" typeface="Mongolian Baiti"/>
+        <a:font script="Viet" typeface="Arial"/>
+        <a:font script="Uigh" typeface="Microsoft Uighur"/>
+        <a:font script="Geor" typeface="Sylfaen"/>
+        <a:font script="Armn" typeface="Arial"/>
+        <a:font script="Bugi" typeface="Leelawadee UI"/>
+        <a:font script="Bopo" typeface="Microsoft JhengHei"/>
+        <a:font script="Java" typeface="Javanese Text"/>
+        <a:font script="Lisu" typeface="Segoe UI"/>
+        <a:font script="Mymr" typeface="Myanmar Text"/>
+        <a:font script="Nkoo" typeface="Ebrima"/>
+        <a:font script="Olck" typeface="Nirmala UI"/>
+        <a:font script="Osma" typeface="Ebrima"/>
+        <a:font script="Phag" typeface="Phagspa"/>
+        <a:font script="Syrn" typeface="Estrangelo Edessa"/>
+        <a:font script="Syrj" typeface="Estrangelo Edessa"/>
+        <a:font script="Syre" typeface="Estrangelo Edessa"/>
+        <a:font script="Sora" typeface="Nirmala UI"/>
+        <a:font script="Tale" typeface="Microsoft Tai Le"/>
+        <a:font script="Talu" typeface="Microsoft New Tai Lue"/>
+        <a:font script="Tfng" typeface="Ebrima"/>
+      </a:minorFont>
+    </a:fontScheme>
+    <a:fmtScheme name="Office">
+      <a:fillStyleLst>
+        <a:solidFill>
+          <a:schemeClr val="phClr"/>
+        </a:solidFill>
+        <a:gradFill rotWithShape="true">
+          <a:gsLst>
+            <a:gs pos="0">
+              <a:schemeClr val="phClr">
+                <a:lumMod val="110000"/>
+                <a:satMod val="105000"/>
+                <a:tint val="67000"/>
+              </a:schemeClr>
+            </a:gs>
+            <a:gs pos="50000">
+              <a:schemeClr val="phClr">
+                <a:lumMod val="105000"/>
+                <a:satMod val="103000"/>
+                <a:tint val="73000"/>
+              </a:schemeClr>
+            </a:gs>
+            <a:gs pos="100000">
+              <a:schemeClr val="phClr">
+                <a:lumMod val="105000"/>
+                <a:satMod val="109000"/>
+                <a:tint val="81000"/>
+              </a:schemeClr>
+            </a:gs>
+          </a:gsLst>
+          <a:lin ang="5400000" scaled="false"/>
+        </a:gradFill>
+        <a:gradFill rotWithShape="true">
+          <a:gsLst>
+            <a:gs pos="0">
+              <a:schemeClr val="phClr">
+                <a:satMod val="103000"/>
+                <a:lumMod val="102000"/>
+                <a:tint val="94000"/>
+              </a:schemeClr>
+            </a:gs>
+            <a:gs pos="50000">
+              <a:schemeClr val="phClr">
+                <a:satMod val="110000"/>
+                <a:lumMod val="100000"/>
+                <a:shade val="100000"/>
+              </a:schemeClr>
+            </a:gs>
+            <a:gs pos="100000">
+              <a:schemeClr val="phClr">
+                <a:lumMod val="99000"/>
+                <a:satMod val="120000"/>
+                <a:shade val="78000"/>
+              </a:schemeClr>
+            </a:gs>
+          </a:gsLst>
+          <a:lin ang="5400000" scaled="false"/>
+        </a:gradFill>
+      </a:fillStyleLst>
+      <a:lnStyleLst>
+        <a:ln w="6350" cap="flat" cmpd="sng" algn="ctr">
+          <a:solidFill>
+            <a:schemeClr val="phClr"/>
+          </a:solidFill>
+          <a:prstDash val="solid"/>
+          <a:miter lim="800000"/>
+        </a:ln>
+        <a:ln w="12700" cap="flat" cmpd="sng" algn="ctr">
+          <a:solidFill>
+            <a:schemeClr val="phClr"/>
+          </a:solidFill>
+          <a:prstDash val="solid"/>
+          <a:miter lim="800000"/>
+        </a:ln>
+        <a:ln w="19050" cap="flat" cmpd="sng" algn="ctr">
+          <a:solidFill>
+            <a:schemeClr val="phClr"/>
+          </a:solidFill>
+          <a:prstDash val="solid"/>
+          <a:miter lim="800000"/>
+        </a:ln>
+      </a:lnStyleLst>
+      <a:effectStyleLst>
+        <a:effectStyle>
+          <a:effectLst/>
+        </a:effectStyle>
+        <a:effectStyle>
+          <a:effectLst/>
+        </a:effectStyle>
+        <a:effectStyle>
+          <a:effectLst>
+            <a:outerShdw blurRad="57150" dist="19050" dir="5400000" algn="ctr" rotWithShape="false">
+              <a:srgbClr val="000000">
+                <a:alpha val="63000"/>
+              </a:srgbClr>
+            </a:outerShdw>
+          </a:effectLst>
+        </a:effectStyle>
+      </a:effectStyleLst>
+      <a:bgFillStyleLst>
+        <a:solidFill>
+          <a:schemeClr val="phClr"/>
+        </a:solidFill>
+        <a:solidFill>
+          <a:schemeClr val="phClr">
+            <a:tint val="95000"/>
+            <a:satMod val="170000"/>
+          </a:schemeClr>
+        </a:solidFill>
+        <a:gradFill rotWithShape="true">
+          <a:gsLst>
+            <a:gs pos="0">
+              <a:schemeClr val="phClr">
+                <a:tint val="93000"/>
+                <a:satMod val="150000"/>
+                <a:shade val="98000"/>
+                <a:lumMod val="102000"/>
+              </a:schemeClr>
+            </a:gs>
+            <a:gs pos="50000">
+              <a:schemeClr val="phClr">
+                <a:tint val="98000"/>
+                <a:satMod val="130000"/>
+                <a:shade val="90000"/>
+                <a:lumMod val="103000"/>
+              </a:schemeClr>
+            </a:gs>
+            <a:gs pos="100000">
+              <a:schemeClr val="phClr">
+                <a:shade val="63000"/>
+                <a:satMod val="120000"/>
+              </a:schemeClr>
+            </a:gs>
+          </a:gsLst>
+          <a:lin ang="5400000" scaled="false"/>
+        </a:gradFill>
+      </a:bgFillStyleLst>
+    </a:fmtScheme>
+  </a:themeElements>
+  <a:objectDefaults/>
+  <a:extraClrSchemeLst/>
+</a:theme>
 </file>
--- a/landfill-orchestra/docx/research_notes.docx
+++ b/landfill-orchestra/docx/research_notes.docx
@@ -1135,6 +1135,3998 @@
       <w:pPr>
         <w:spacing w:after="120"/>
       </w:pPr>
+    </w:p>
+    <w:p>
+      <w:pPr>
+        <w:spacing w:after="160" w:line="360"/>
+      </w:pPr>
+      <w:r>
+        <w:t xml:space="preserve">## 시각 고증 (G6·G8)
+</w:t>
+      </w:r>
+    </w:p>
+    <w:p>
+      <w:pPr>
+        <w:spacing w:after="160" w:line="360"/>
+      </w:pPr>
+      <w:r>
+        <w:t xml:space="preserve">주 출처 [A] = 서울특별시 월드컵공원관리사업소, 『난지도 그 향기를 되찾다』(2006-01), [PDF](https://www.seoulsolution.kr/sites/default/files/policy/%EB%82%9C%EC%A7%80%EB%8F%84%EA%B7%B8%ED%96%A5%EA%B8%B0%EB%A5%BC.pdf). 쪽수는 책 쪽수. 이 책의 사진 캡션에는 촬영 연도가 없다(연도 미상). '관찰(해석)'은 그 사진을 직접 보고 적은 것이며, 인쇄물 스캔이라 색이 틀어졌을 수 있다.
+</w:t>
+      </w:r>
+    </w:p>
+    <w:tbl>
+      <w:tblPr>
+        <w:tblW w:type="dxa" w:w="14570"/>
+        <w:tblBorders>
+          <w:top w:val="single" w:color="auto" w:sz="4"/>
+          <w:left w:val="single" w:color="auto" w:sz="4"/>
+          <w:bottom w:val="single" w:color="auto" w:sz="4"/>
+          <w:right w:val="single" w:color="auto" w:sz="4"/>
+          <w:insideH w:val="single" w:color="auto" w:sz="4"/>
+          <w:insideV w:val="single" w:color="auto" w:sz="4"/>
+        </w:tblBorders>
+      </w:tblPr>
+      <w:tblGrid>
+        <w:gridCol w:w="1311"/>
+        <w:gridCol w:w="1457"/>
+        <w:gridCol w:w="6702"/>
+        <w:gridCol w:w="5100"/>
+      </w:tblGrid>
+      <w:tr>
+        <w:trPr>
+          <w:tblHeader/>
+        </w:trPr>
+        <w:tc>
+          <w:tcPr>
+            <w:tcW w:type="dxa" w:w="1311"/>
+            <w:tcBorders>
+              <w:top w:val="single" w:color="9AA1AC" w:sz="4"/>
+              <w:left w:val="single" w:color="9AA1AC" w:sz="4"/>
+              <w:bottom w:val="single" w:color="9AA1AC" w:sz="4"/>
+              <w:right w:val="single" w:color="9AA1AC" w:sz="4"/>
+            </w:tcBorders>
+            <w:shd w:fill="E4E8EE" w:color="auto" w:val="clear"/>
+            <w:tcMar>
+              <w:top w:type="dxa" w:w="60"/>
+              <w:left w:type="dxa" w:w="90"/>
+              <w:bottom w:type="dxa" w:w="60"/>
+              <w:right w:type="dxa" w:w="90"/>
+            </w:tcMar>
+          </w:tcPr>
+          <w:p>
+            <w:pPr>
+              <w:spacing w:after="40"/>
+            </w:pPr>
+            <w:r>
+              <w:rPr>
+                <w:b/>
+                <w:bCs/>
+                <w:sz w:val="18"/>
+                <w:szCs w:val="18"/>
+              </w:rPr>
+              <w:t xml:space="preserve">항목</w:t>
+            </w:r>
+          </w:p>
+        </w:tc>
+        <w:tc>
+          <w:tcPr>
+            <w:tcW w:type="dxa" w:w="1457"/>
+            <w:tcBorders>
+              <w:top w:val="single" w:color="9AA1AC" w:sz="4"/>
+              <w:left w:val="single" w:color="9AA1AC" w:sz="4"/>
+              <w:bottom w:val="single" w:color="9AA1AC" w:sz="4"/>
+              <w:right w:val="single" w:color="9AA1AC" w:sz="4"/>
+            </w:tcBorders>
+            <w:shd w:fill="E4E8EE" w:color="auto" w:val="clear"/>
+            <w:tcMar>
+              <w:top w:type="dxa" w:w="60"/>
+              <w:left w:type="dxa" w:w="90"/>
+              <w:bottom w:type="dxa" w:w="60"/>
+              <w:right w:type="dxa" w:w="90"/>
+            </w:tcMar>
+          </w:tcPr>
+          <w:p>
+            <w:pPr>
+              <w:spacing w:after="40"/>
+            </w:pPr>
+            <w:r>
+              <w:rPr>
+                <w:b/>
+                <w:bCs/>
+                <w:sz w:val="18"/>
+                <w:szCs w:val="18"/>
+              </w:rPr>
+              <w:t xml:space="preserve">확인 내용</w:t>
+            </w:r>
+          </w:p>
+        </w:tc>
+        <w:tc>
+          <w:tcPr>
+            <w:tcW w:type="dxa" w:w="6702"/>
+            <w:tcBorders>
+              <w:top w:val="single" w:color="9AA1AC" w:sz="4"/>
+              <w:left w:val="single" w:color="9AA1AC" w:sz="4"/>
+              <w:bottom w:val="single" w:color="9AA1AC" w:sz="4"/>
+              <w:right w:val="single" w:color="9AA1AC" w:sz="4"/>
+            </w:tcBorders>
+            <w:shd w:fill="E4E8EE" w:color="auto" w:val="clear"/>
+            <w:tcMar>
+              <w:top w:type="dxa" w:w="60"/>
+              <w:left w:type="dxa" w:w="90"/>
+              <w:bottom w:type="dxa" w:w="60"/>
+              <w:right w:type="dxa" w:w="90"/>
+            </w:tcMar>
+          </w:tcPr>
+          <w:p>
+            <w:pPr>
+              <w:spacing w:after="40"/>
+            </w:pPr>
+            <w:r>
+              <w:rPr>
+                <w:b/>
+                <w:bCs/>
+                <w:sz w:val="18"/>
+                <w:szCs w:val="18"/>
+              </w:rPr>
+              <w:t xml:space="preserve">출처</w:t>
+            </w:r>
+          </w:p>
+        </w:tc>
+        <w:tc>
+          <w:tcPr>
+            <w:tcW w:type="dxa" w:w="5100"/>
+            <w:tcBorders>
+              <w:top w:val="single" w:color="9AA1AC" w:sz="4"/>
+              <w:left w:val="single" w:color="9AA1AC" w:sz="4"/>
+              <w:bottom w:val="single" w:color="9AA1AC" w:sz="4"/>
+              <w:right w:val="single" w:color="9AA1AC" w:sz="4"/>
+            </w:tcBorders>
+            <w:shd w:fill="E4E8EE" w:color="auto" w:val="clear"/>
+            <w:tcMar>
+              <w:top w:type="dxa" w:w="60"/>
+              <w:left w:type="dxa" w:w="90"/>
+              <w:bottom w:type="dxa" w:w="60"/>
+              <w:right w:type="dxa" w:w="90"/>
+            </w:tcMar>
+          </w:tcPr>
+          <w:p>
+            <w:pPr>
+              <w:spacing w:after="40"/>
+            </w:pPr>
+            <w:r>
+              <w:rPr>
+                <w:b/>
+                <w:bCs/>
+                <w:sz w:val="18"/>
+                <w:szCs w:val="18"/>
+              </w:rPr>
+              <w:t xml:space="preserve">작품 반영</w:t>
+            </w:r>
+          </w:p>
+        </w:tc>
+      </w:tr>
+      <w:tr>
+        <w:trPr>
+          <w:cantSplit/>
+        </w:trPr>
+        <w:tc>
+          <w:tcPr>
+            <w:tcW w:type="dxa" w:w="1311"/>
+            <w:tcBorders>
+              <w:top w:val="single" w:color="9AA1AC" w:sz="4"/>
+              <w:left w:val="single" w:color="9AA1AC" w:sz="4"/>
+              <w:bottom w:val="single" w:color="9AA1AC" w:sz="4"/>
+              <w:right w:val="single" w:color="9AA1AC" w:sz="4"/>
+            </w:tcBorders>
+            <w:tcMar>
+              <w:top w:type="dxa" w:w="60"/>
+              <w:left w:type="dxa" w:w="90"/>
+              <w:bottom w:type="dxa" w:w="60"/>
+              <w:right w:type="dxa" w:w="90"/>
+            </w:tcMar>
+          </w:tcPr>
+          <w:p>
+            <w:pPr>
+              <w:spacing w:after="40"/>
+            </w:pPr>
+            <w:r>
+              <w:rPr>
+                <w:sz w:val="18"/>
+                <w:szCs w:val="18"/>
+              </w:rPr>
+              <w:t xml:space="preserve">쓰레기 산이 생긴 시기</w:t>
+            </w:r>
+          </w:p>
+        </w:tc>
+        <w:tc>
+          <w:tcPr>
+            <w:tcW w:type="dxa" w:w="1457"/>
+            <w:tcBorders>
+              <w:top w:val="single" w:color="9AA1AC" w:sz="4"/>
+              <w:left w:val="single" w:color="9AA1AC" w:sz="4"/>
+              <w:bottom w:val="single" w:color="9AA1AC" w:sz="4"/>
+              <w:right w:val="single" w:color="9AA1AC" w:sz="4"/>
+            </w:tcBorders>
+            <w:tcMar>
+              <w:top w:type="dxa" w:w="60"/>
+              <w:left w:type="dxa" w:w="90"/>
+              <w:bottom w:type="dxa" w:w="60"/>
+              <w:right w:type="dxa" w:w="90"/>
+            </w:tcMar>
+          </w:tcPr>
+          <w:p>
+            <w:pPr>
+              <w:spacing w:after="40"/>
+            </w:pPr>
+            <w:r>
+              <w:rPr>
+                <w:sz w:val="18"/>
+                <w:szCs w:val="18"/>
+              </w:rPr>
+              <w:t xml:space="preserve">1985-12 평면 매립 완료. 지금의 제1·2매립지(산 두 개)로 쌓는 작업은 1986~1992년. 1987~88년의 실제 높이는 미확인</w:t>
+            </w:r>
+          </w:p>
+        </w:tc>
+        <w:tc>
+          <w:tcPr>
+            <w:tcW w:type="dxa" w:w="6702"/>
+            <w:tcBorders>
+              <w:top w:val="single" w:color="9AA1AC" w:sz="4"/>
+              <w:left w:val="single" w:color="9AA1AC" w:sz="4"/>
+              <w:bottom w:val="single" w:color="9AA1AC" w:sz="4"/>
+              <w:right w:val="single" w:color="9AA1AC" w:sz="4"/>
+            </w:tcBorders>
+            <w:tcMar>
+              <w:top w:type="dxa" w:w="60"/>
+              <w:left w:type="dxa" w:w="90"/>
+              <w:bottom w:type="dxa" w:w="60"/>
+              <w:right w:type="dxa" w:w="90"/>
+            </w:tcMar>
+          </w:tcPr>
+          <w:p>
+            <w:pPr>
+              <w:spacing w:after="40"/>
+            </w:pPr>
+            <w:r>
+              <w:rPr>
+                <w:sz w:val="18"/>
+                <w:szCs w:val="18"/>
+              </w:rPr>
+              <w:t xml:space="preserve">[A] 14~15쪽</w:t>
+            </w:r>
+          </w:p>
+        </w:tc>
+        <w:tc>
+          <w:tcPr>
+            <w:tcW w:type="dxa" w:w="5100"/>
+            <w:tcBorders>
+              <w:top w:val="single" w:color="9AA1AC" w:sz="4"/>
+              <w:left w:val="single" w:color="9AA1AC" w:sz="4"/>
+              <w:bottom w:val="single" w:color="9AA1AC" w:sz="4"/>
+              <w:right w:val="single" w:color="9AA1AC" w:sz="4"/>
+            </w:tcBorders>
+            <w:tcMar>
+              <w:top w:type="dxa" w:w="60"/>
+              <w:left w:type="dxa" w:w="90"/>
+              <w:bottom w:type="dxa" w:w="60"/>
+              <w:right w:type="dxa" w:w="90"/>
+            </w:tcMar>
+          </w:tcPr>
+          <w:p>
+            <w:pPr>
+              <w:spacing w:after="40"/>
+            </w:pPr>
+            <w:r>
+              <w:rPr>
+                <w:sz w:val="18"/>
+                <w:szCs w:val="18"/>
+              </w:rPr>
+              <w:t xml:space="preserve">1987~88 '큰 산·작은 산'은 쌓이는 중인 산. 기존 행의 93·98m(최종 높이)를 그대로 쓰면 시대보다 높게 그릴 수 있음(추측). 산 높이는 G8에서 결정</w:t>
+            </w:r>
+          </w:p>
+        </w:tc>
+      </w:tr>
+      <w:tr>
+        <w:trPr>
+          <w:cantSplit/>
+        </w:trPr>
+        <w:tc>
+          <w:tcPr>
+            <w:tcW w:type="dxa" w:w="1311"/>
+            <w:tcBorders>
+              <w:top w:val="single" w:color="9AA1AC" w:sz="4"/>
+              <w:left w:val="single" w:color="9AA1AC" w:sz="4"/>
+              <w:bottom w:val="single" w:color="9AA1AC" w:sz="4"/>
+              <w:right w:val="single" w:color="9AA1AC" w:sz="4"/>
+            </w:tcBorders>
+            <w:tcMar>
+              <w:top w:type="dxa" w:w="60"/>
+              <w:left w:type="dxa" w:w="90"/>
+              <w:bottom w:type="dxa" w:w="60"/>
+              <w:right w:type="dxa" w:w="90"/>
+            </w:tcMar>
+          </w:tcPr>
+          <w:p>
+            <w:pPr>
+              <w:spacing w:after="40"/>
+            </w:pPr>
+            <w:r>
+              <w:rPr>
+                <w:sz w:val="18"/>
+                <w:szCs w:val="18"/>
+              </w:rPr>
+              <w:t xml:space="preserve">쓰레기 산의 생김새</w:t>
+            </w:r>
+          </w:p>
+        </w:tc>
+        <w:tc>
+          <w:tcPr>
+            <w:tcW w:type="dxa" w:w="1457"/>
+            <w:tcBorders>
+              <w:top w:val="single" w:color="9AA1AC" w:sz="4"/>
+              <w:left w:val="single" w:color="9AA1AC" w:sz="4"/>
+              <w:bottom w:val="single" w:color="9AA1AC" w:sz="4"/>
+              <w:right w:val="single" w:color="9AA1AC" w:sz="4"/>
+            </w:tcBorders>
+            <w:tcMar>
+              <w:top w:type="dxa" w:w="60"/>
+              <w:left w:type="dxa" w:w="90"/>
+              <w:bottom w:type="dxa" w:w="60"/>
+              <w:right w:type="dxa" w:w="90"/>
+            </w:tcMar>
+          </w:tcPr>
+          <w:p>
+            <w:pPr>
+              <w:spacing w:after="40"/>
+            </w:pPr>
+            <w:r>
+              <w:rPr>
+                <w:sz w:val="18"/>
+                <w:szCs w:val="18"/>
+              </w:rPr>
+              <w:t xml:space="preserve">관찰(해석): 꼭대기가 평평한 대지형 산, 비탈은 계단처럼 층이 짐. 회갈색·흑갈색 비탈에 흰 비닐·종이 점, 비탈로 오르는 흙길(트럭길), 산 앞 송전탑, 왼쪽 끝에 강</w:t>
+            </w:r>
+          </w:p>
+        </w:tc>
+        <w:tc>
+          <w:tcPr>
+            <w:tcW w:type="dxa" w:w="6702"/>
+            <w:tcBorders>
+              <w:top w:val="single" w:color="9AA1AC" w:sz="4"/>
+              <w:left w:val="single" w:color="9AA1AC" w:sz="4"/>
+              <w:bottom w:val="single" w:color="9AA1AC" w:sz="4"/>
+              <w:right w:val="single" w:color="9AA1AC" w:sz="4"/>
+            </w:tcBorders>
+            <w:tcMar>
+              <w:top w:type="dxa" w:w="60"/>
+              <w:left w:type="dxa" w:w="90"/>
+              <w:bottom w:type="dxa" w:w="60"/>
+              <w:right w:type="dxa" w:w="90"/>
+            </w:tcMar>
+          </w:tcPr>
+          <w:p>
+            <w:pPr>
+              <w:spacing w:after="40"/>
+            </w:pPr>
+            <w:r>
+              <w:rPr>
+                <w:sz w:val="18"/>
+                <w:szCs w:val="18"/>
+              </w:rPr>
+              <w:t xml:space="preserve">[A] 16~17쪽 사진 '매립 당시 난지도'(연도 미상)</w:t>
+            </w:r>
+          </w:p>
+        </w:tc>
+        <w:tc>
+          <w:tcPr>
+            <w:tcW w:type="dxa" w:w="5100"/>
+            <w:tcBorders>
+              <w:top w:val="single" w:color="9AA1AC" w:sz="4"/>
+              <w:left w:val="single" w:color="9AA1AC" w:sz="4"/>
+              <w:bottom w:val="single" w:color="9AA1AC" w:sz="4"/>
+              <w:right w:val="single" w:color="9AA1AC" w:sz="4"/>
+            </w:tcBorders>
+            <w:tcMar>
+              <w:top w:type="dxa" w:w="60"/>
+              <w:left w:type="dxa" w:w="90"/>
+              <w:bottom w:type="dxa" w:w="60"/>
+              <w:right w:type="dxa" w:w="90"/>
+            </w:tcMar>
+          </w:tcPr>
+          <w:p>
+            <w:pPr>
+              <w:spacing w:after="40"/>
+            </w:pPr>
+            <w:r>
+              <w:rPr>
+                <w:sz w:val="18"/>
+                <w:szCs w:val="18"/>
+              </w:rPr>
+              <w:t xml:space="preserve">큰 산 실루엣: 뾰족한 산이 아니라 평평한 꼭대기와 층진 비탈. 지그재그 트럭길, 송전탑</w:t>
+            </w:r>
+          </w:p>
+        </w:tc>
+      </w:tr>
+      <w:tr>
+        <w:trPr>
+          <w:cantSplit/>
+        </w:trPr>
+        <w:tc>
+          <w:tcPr>
+            <w:tcW w:type="dxa" w:w="1311"/>
+            <w:tcBorders>
+              <w:top w:val="single" w:color="9AA1AC" w:sz="4"/>
+              <w:left w:val="single" w:color="9AA1AC" w:sz="4"/>
+              <w:bottom w:val="single" w:color="9AA1AC" w:sz="4"/>
+              <w:right w:val="single" w:color="9AA1AC" w:sz="4"/>
+            </w:tcBorders>
+            <w:tcMar>
+              <w:top w:type="dxa" w:w="60"/>
+              <w:left w:type="dxa" w:w="90"/>
+              <w:bottom w:type="dxa" w:w="60"/>
+              <w:right w:type="dxa" w:w="90"/>
+            </w:tcMar>
+          </w:tcPr>
+          <w:p>
+            <w:pPr>
+              <w:spacing w:after="40"/>
+            </w:pPr>
+            <w:r>
+              <w:rPr>
+                <w:sz w:val="18"/>
+                <w:szCs w:val="18"/>
+              </w:rPr>
+              <w:t xml:space="preserve">섬과 한강·둑</w:t>
+            </w:r>
+          </w:p>
+        </w:tc>
+        <w:tc>
+          <w:tcPr>
+            <w:tcW w:type="dxa" w:w="1457"/>
+            <w:tcBorders>
+              <w:top w:val="single" w:color="9AA1AC" w:sz="4"/>
+              <w:left w:val="single" w:color="9AA1AC" w:sz="4"/>
+              <w:bottom w:val="single" w:color="9AA1AC" w:sz="4"/>
+              <w:right w:val="single" w:color="9AA1AC" w:sz="4"/>
+            </w:tcBorders>
+            <w:tcMar>
+              <w:top w:type="dxa" w:w="60"/>
+              <w:left w:type="dxa" w:w="90"/>
+              <w:bottom w:type="dxa" w:w="60"/>
+              <w:right w:type="dxa" w:w="90"/>
+            </w:tcMar>
+          </w:tcPr>
+          <w:p>
+            <w:pPr>
+              <w:spacing w:after="40"/>
+            </w:pPr>
+            <w:r>
+              <w:rPr>
+                <w:sz w:val="18"/>
+                <w:szCs w:val="18"/>
+              </w:rPr>
+              <w:t xml:space="preserve">난지제방 1977-07-25 준공. 길이 3,950m, 높이 7m, 폭 20m, 한강변을 따라 고양 쪽까지</w:t>
+            </w:r>
+          </w:p>
+        </w:tc>
+        <w:tc>
+          <w:tcPr>
+            <w:tcW w:type="dxa" w:w="6702"/>
+            <w:tcBorders>
+              <w:top w:val="single" w:color="9AA1AC" w:sz="4"/>
+              <w:left w:val="single" w:color="9AA1AC" w:sz="4"/>
+              <w:bottom w:val="single" w:color="9AA1AC" w:sz="4"/>
+              <w:right w:val="single" w:color="9AA1AC" w:sz="4"/>
+            </w:tcBorders>
+            <w:tcMar>
+              <w:top w:type="dxa" w:w="60"/>
+              <w:left w:type="dxa" w:w="90"/>
+              <w:bottom w:type="dxa" w:w="60"/>
+              <w:right w:type="dxa" w:w="90"/>
+            </w:tcMar>
+          </w:tcPr>
+          <w:p>
+            <w:pPr>
+              <w:spacing w:after="40"/>
+            </w:pPr>
+            <w:r>
+              <w:rPr>
+                <w:sz w:val="18"/>
+                <w:szCs w:val="18"/>
+              </w:rPr>
+              <w:t xml:space="preserve">[A] 15쪽</w:t>
+            </w:r>
+          </w:p>
+        </w:tc>
+        <w:tc>
+          <w:tcPr>
+            <w:tcW w:type="dxa" w:w="5100"/>
+            <w:tcBorders>
+              <w:top w:val="single" w:color="9AA1AC" w:sz="4"/>
+              <w:left w:val="single" w:color="9AA1AC" w:sz="4"/>
+              <w:bottom w:val="single" w:color="9AA1AC" w:sz="4"/>
+              <w:right w:val="single" w:color="9AA1AC" w:sz="4"/>
+            </w:tcBorders>
+            <w:tcMar>
+              <w:top w:type="dxa" w:w="60"/>
+              <w:left w:type="dxa" w:w="90"/>
+              <w:bottom w:type="dxa" w:w="60"/>
+              <w:right w:type="dxa" w:w="90"/>
+            </w:tcMar>
+          </w:tcPr>
+          <w:p>
+            <w:pPr>
+              <w:spacing w:after="40"/>
+            </w:pPr>
+            <w:r>
+              <w:rPr>
+                <w:sz w:val="18"/>
+                <w:szCs w:val="18"/>
+              </w:rPr>
+              <w:t xml:space="preserve">둑길의 규모 참고(높이 7m, 폭 20m). 갈대섬 둑길은 가공</w:t>
+            </w:r>
+          </w:p>
+        </w:tc>
+      </w:tr>
+      <w:tr>
+        <w:trPr>
+          <w:cantSplit/>
+        </w:trPr>
+        <w:tc>
+          <w:tcPr>
+            <w:tcW w:type="dxa" w:w="1311"/>
+            <w:tcBorders>
+              <w:top w:val="single" w:color="9AA1AC" w:sz="4"/>
+              <w:left w:val="single" w:color="9AA1AC" w:sz="4"/>
+              <w:bottom w:val="single" w:color="9AA1AC" w:sz="4"/>
+              <w:right w:val="single" w:color="9AA1AC" w:sz="4"/>
+            </w:tcBorders>
+            <w:tcMar>
+              <w:top w:type="dxa" w:w="60"/>
+              <w:left w:type="dxa" w:w="90"/>
+              <w:bottom w:type="dxa" w:w="60"/>
+              <w:right w:type="dxa" w:w="90"/>
+            </w:tcMar>
+          </w:tcPr>
+          <w:p>
+            <w:pPr>
+              <w:spacing w:after="40"/>
+            </w:pPr>
+            <w:r>
+              <w:rPr>
+                <w:sz w:val="18"/>
+                <w:szCs w:val="18"/>
+              </w:rPr>
+              <w:t xml:space="preserve">화재·연기</w:t>
+            </w:r>
+          </w:p>
+        </w:tc>
+        <w:tc>
+          <w:tcPr>
+            <w:tcW w:type="dxa" w:w="1457"/>
+            <w:tcBorders>
+              <w:top w:val="single" w:color="9AA1AC" w:sz="4"/>
+              <w:left w:val="single" w:color="9AA1AC" w:sz="4"/>
+              <w:bottom w:val="single" w:color="9AA1AC" w:sz="4"/>
+              <w:right w:val="single" w:color="9AA1AC" w:sz="4"/>
+            </w:tcBorders>
+            <w:tcMar>
+              <w:top w:type="dxa" w:w="60"/>
+              <w:left w:type="dxa" w:w="90"/>
+              <w:bottom w:type="dxa" w:w="60"/>
+              <w:right w:type="dxa" w:w="90"/>
+            </w:tcMar>
+          </w:tcPr>
+          <w:p>
+            <w:pPr>
+              <w:spacing w:after="40"/>
+            </w:pPr>
+            <w:r>
+              <w:rPr>
+                <w:sz w:val="18"/>
+                <w:szCs w:val="18"/>
+              </w:rPr>
+              <w:t xml:space="preserve">매립가스 때문에 크고 작은 불이 잦았음. 15년간 약 1,390회, 가장 길게는 45일 계속. 소방차로 끄기 어려워 불도저로 흙을 덮어 끔. 불이 나면 버려진 부탄가스통이 터지며 하늘로 튀어 오름</w:t>
+            </w:r>
+          </w:p>
+        </w:tc>
+        <w:tc>
+          <w:tcPr>
+            <w:tcW w:type="dxa" w:w="6702"/>
+            <w:tcBorders>
+              <w:top w:val="single" w:color="9AA1AC" w:sz="4"/>
+              <w:left w:val="single" w:color="9AA1AC" w:sz="4"/>
+              <w:bottom w:val="single" w:color="9AA1AC" w:sz="4"/>
+              <w:right w:val="single" w:color="9AA1AC" w:sz="4"/>
+            </w:tcBorders>
+            <w:tcMar>
+              <w:top w:type="dxa" w:w="60"/>
+              <w:left w:type="dxa" w:w="90"/>
+              <w:bottom w:type="dxa" w:w="60"/>
+              <w:right w:type="dxa" w:w="90"/>
+            </w:tcMar>
+          </w:tcPr>
+          <w:p>
+            <w:pPr>
+              <w:spacing w:after="40"/>
+            </w:pPr>
+            <w:r>
+              <w:rPr>
+                <w:sz w:val="18"/>
+                <w:szCs w:val="18"/>
+              </w:rPr>
+              <w:t xml:space="preserve">[A] 17쪽</w:t>
+            </w:r>
+          </w:p>
+        </w:tc>
+        <w:tc>
+          <w:tcPr>
+            <w:tcW w:type="dxa" w:w="5100"/>
+            <w:tcBorders>
+              <w:top w:val="single" w:color="9AA1AC" w:sz="4"/>
+              <w:left w:val="single" w:color="9AA1AC" w:sz="4"/>
+              <w:bottom w:val="single" w:color="9AA1AC" w:sz="4"/>
+              <w:right w:val="single" w:color="9AA1AC" w:sz="4"/>
+            </w:tcBorders>
+            <w:tcMar>
+              <w:top w:type="dxa" w:w="60"/>
+              <w:left w:type="dxa" w:w="90"/>
+              <w:bottom w:type="dxa" w:w="60"/>
+              <w:right w:type="dxa" w:w="90"/>
+            </w:tcMar>
+          </w:tcPr>
+          <w:p>
+            <w:pPr>
+              <w:spacing w:after="40"/>
+            </w:pPr>
+            <w:r>
+              <w:rPr>
+                <w:sz w:val="18"/>
+                <w:szCs w:val="18"/>
+              </w:rPr>
+              <w:t xml:space="preserve">멀리서 피어오르는 연기, 밤의 붉은 불빛, 흙 덮는 불도저. 아이는 불 근처에 가지 않음(continuity 89행)</w:t>
+            </w:r>
+          </w:p>
+        </w:tc>
+      </w:tr>
+      <w:tr>
+        <w:trPr>
+          <w:cantSplit/>
+        </w:trPr>
+        <w:tc>
+          <w:tcPr>
+            <w:tcW w:type="dxa" w:w="1311"/>
+            <w:tcBorders>
+              <w:top w:val="single" w:color="9AA1AC" w:sz="4"/>
+              <w:left w:val="single" w:color="9AA1AC" w:sz="4"/>
+              <w:bottom w:val="single" w:color="9AA1AC" w:sz="4"/>
+              <w:right w:val="single" w:color="9AA1AC" w:sz="4"/>
+            </w:tcBorders>
+            <w:tcMar>
+              <w:top w:type="dxa" w:w="60"/>
+              <w:left w:type="dxa" w:w="90"/>
+              <w:bottom w:type="dxa" w:w="60"/>
+              <w:right w:type="dxa" w:w="90"/>
+            </w:tcMar>
+          </w:tcPr>
+          <w:p>
+            <w:pPr>
+              <w:spacing w:after="40"/>
+            </w:pPr>
+            <w:r>
+              <w:rPr>
+                <w:sz w:val="18"/>
+                <w:szCs w:val="18"/>
+              </w:rPr>
+              <w:t xml:space="preserve">검은 연기(전선 태우기)</w:t>
+            </w:r>
+          </w:p>
+        </w:tc>
+        <w:tc>
+          <w:tcPr>
+            <w:tcW w:type="dxa" w:w="1457"/>
+            <w:tcBorders>
+              <w:top w:val="single" w:color="9AA1AC" w:sz="4"/>
+              <w:left w:val="single" w:color="9AA1AC" w:sz="4"/>
+              <w:bottom w:val="single" w:color="9AA1AC" w:sz="4"/>
+              <w:right w:val="single" w:color="9AA1AC" w:sz="4"/>
+            </w:tcBorders>
+            <w:tcMar>
+              <w:top w:type="dxa" w:w="60"/>
+              <w:left w:type="dxa" w:w="90"/>
+              <w:bottom w:type="dxa" w:w="60"/>
+              <w:right w:type="dxa" w:w="90"/>
+            </w:tcMar>
+          </w:tcPr>
+          <w:p>
+            <w:pPr>
+              <w:spacing w:after="40"/>
+            </w:pPr>
+            <w:r>
+              <w:rPr>
+                <w:sz w:val="18"/>
+                <w:szCs w:val="18"/>
+              </w:rPr>
+              <w:t xml:space="preserve">수집하던 사람들이 구리를 얻으려고 전선을 태워 하늘을 시커멓게 만들기도 함</w:t>
+            </w:r>
+          </w:p>
+        </w:tc>
+        <w:tc>
+          <w:tcPr>
+            <w:tcW w:type="dxa" w:w="6702"/>
+            <w:tcBorders>
+              <w:top w:val="single" w:color="9AA1AC" w:sz="4"/>
+              <w:left w:val="single" w:color="9AA1AC" w:sz="4"/>
+              <w:bottom w:val="single" w:color="9AA1AC" w:sz="4"/>
+              <w:right w:val="single" w:color="9AA1AC" w:sz="4"/>
+            </w:tcBorders>
+            <w:tcMar>
+              <w:top w:type="dxa" w:w="60"/>
+              <w:left w:type="dxa" w:w="90"/>
+              <w:bottom w:type="dxa" w:w="60"/>
+              <w:right w:type="dxa" w:w="90"/>
+            </w:tcMar>
+          </w:tcPr>
+          <w:p>
+            <w:pPr>
+              <w:spacing w:after="40"/>
+            </w:pPr>
+            <w:r>
+              <w:rPr>
+                <w:sz w:val="18"/>
+                <w:szCs w:val="18"/>
+              </w:rPr>
+              <w:t xml:space="preserve">[A] 18쪽</w:t>
+            </w:r>
+          </w:p>
+        </w:tc>
+        <w:tc>
+          <w:tcPr>
+            <w:tcW w:type="dxa" w:w="5100"/>
+            <w:tcBorders>
+              <w:top w:val="single" w:color="9AA1AC" w:sz="4"/>
+              <w:left w:val="single" w:color="9AA1AC" w:sz="4"/>
+              <w:bottom w:val="single" w:color="9AA1AC" w:sz="4"/>
+              <w:right w:val="single" w:color="9AA1AC" w:sz="4"/>
+            </w:tcBorders>
+            <w:tcMar>
+              <w:top w:type="dxa" w:w="60"/>
+              <w:left w:type="dxa" w:w="90"/>
+              <w:bottom w:type="dxa" w:w="60"/>
+              <w:right w:type="dxa" w:w="90"/>
+            </w:tcMar>
+          </w:tcPr>
+          <w:p>
+            <w:pPr>
+              <w:spacing w:after="40"/>
+            </w:pPr>
+            <w:r>
+              <w:rPr>
+                <w:sz w:val="18"/>
+                <w:szCs w:val="18"/>
+              </w:rPr>
+              <w:t xml:space="preserve">어른의 배경 연기로만. 아이는 하지 않음(continuity 89행)</w:t>
+            </w:r>
+          </w:p>
+        </w:tc>
+      </w:tr>
+      <w:tr>
+        <w:trPr>
+          <w:cantSplit/>
+        </w:trPr>
+        <w:tc>
+          <w:tcPr>
+            <w:tcW w:type="dxa" w:w="1311"/>
+            <w:tcBorders>
+              <w:top w:val="single" w:color="9AA1AC" w:sz="4"/>
+              <w:left w:val="single" w:color="9AA1AC" w:sz="4"/>
+              <w:bottom w:val="single" w:color="9AA1AC" w:sz="4"/>
+              <w:right w:val="single" w:color="9AA1AC" w:sz="4"/>
+            </w:tcBorders>
+            <w:tcMar>
+              <w:top w:type="dxa" w:w="60"/>
+              <w:left w:type="dxa" w:w="90"/>
+              <w:bottom w:type="dxa" w:w="60"/>
+              <w:right w:type="dxa" w:w="90"/>
+            </w:tcMar>
+          </w:tcPr>
+          <w:p>
+            <w:pPr>
+              <w:spacing w:after="40"/>
+            </w:pPr>
+            <w:r>
+              <w:rPr>
+                <w:sz w:val="18"/>
+                <w:szCs w:val="18"/>
+              </w:rPr>
+              <w:t xml:space="preserve">화재 사진</w:t>
+            </w:r>
+          </w:p>
+        </w:tc>
+        <w:tc>
+          <w:tcPr>
+            <w:tcW w:type="dxa" w:w="1457"/>
+            <w:tcBorders>
+              <w:top w:val="single" w:color="9AA1AC" w:sz="4"/>
+              <w:left w:val="single" w:color="9AA1AC" w:sz="4"/>
+              <w:bottom w:val="single" w:color="9AA1AC" w:sz="4"/>
+              <w:right w:val="single" w:color="9AA1AC" w:sz="4"/>
+            </w:tcBorders>
+            <w:tcMar>
+              <w:top w:type="dxa" w:w="60"/>
+              <w:left w:type="dxa" w:w="90"/>
+              <w:bottom w:type="dxa" w:w="60"/>
+              <w:right w:type="dxa" w:w="90"/>
+            </w:tcMar>
+          </w:tcPr>
+          <w:p>
+            <w:pPr>
+              <w:spacing w:after="40"/>
+            </w:pPr>
+            <w:r>
+              <w:rPr>
+                <w:sz w:val="18"/>
+                <w:szCs w:val="18"/>
+              </w:rPr>
+              <w:t xml:space="preserve">관찰(해석): 검은 땅 위로 주황·노랑 불길이 벽처럼 번지고, 앞쪽에 검게 탄 나무줄기</w:t>
+            </w:r>
+          </w:p>
+        </w:tc>
+        <w:tc>
+          <w:tcPr>
+            <w:tcW w:type="dxa" w:w="6702"/>
+            <w:tcBorders>
+              <w:top w:val="single" w:color="9AA1AC" w:sz="4"/>
+              <w:left w:val="single" w:color="9AA1AC" w:sz="4"/>
+              <w:bottom w:val="single" w:color="9AA1AC" w:sz="4"/>
+              <w:right w:val="single" w:color="9AA1AC" w:sz="4"/>
+            </w:tcBorders>
+            <w:tcMar>
+              <w:top w:type="dxa" w:w="60"/>
+              <w:left w:type="dxa" w:w="90"/>
+              <w:bottom w:type="dxa" w:w="60"/>
+              <w:right w:type="dxa" w:w="90"/>
+            </w:tcMar>
+          </w:tcPr>
+          <w:p>
+            <w:pPr>
+              <w:spacing w:after="40"/>
+            </w:pPr>
+            <w:r>
+              <w:rPr>
+                <w:sz w:val="18"/>
+                <w:szCs w:val="18"/>
+              </w:rPr>
+              <w:t xml:space="preserve">[A] 22쪽 사진 '쓰레기 매립장의 화재'(연도 미상)</w:t>
+            </w:r>
+          </w:p>
+        </w:tc>
+        <w:tc>
+          <w:tcPr>
+            <w:tcW w:type="dxa" w:w="5100"/>
+            <w:tcBorders>
+              <w:top w:val="single" w:color="9AA1AC" w:sz="4"/>
+              <w:left w:val="single" w:color="9AA1AC" w:sz="4"/>
+              <w:bottom w:val="single" w:color="9AA1AC" w:sz="4"/>
+              <w:right w:val="single" w:color="9AA1AC" w:sz="4"/>
+            </w:tcBorders>
+            <w:tcMar>
+              <w:top w:type="dxa" w:w="60"/>
+              <w:left w:type="dxa" w:w="90"/>
+              <w:bottom w:type="dxa" w:w="60"/>
+              <w:right w:type="dxa" w:w="90"/>
+            </w:tcMar>
+          </w:tcPr>
+          <w:p>
+            <w:pPr>
+              <w:spacing w:after="40"/>
+            </w:pPr>
+            <w:r>
+              <w:rPr>
+                <w:sz w:val="18"/>
+                <w:szCs w:val="18"/>
+              </w:rPr>
+              <w:t xml:space="preserve">불 장면의 색(주황·노랑, 검정) 참고</w:t>
+            </w:r>
+          </w:p>
+        </w:tc>
+      </w:tr>
+      <w:tr>
+        <w:trPr>
+          <w:cantSplit/>
+        </w:trPr>
+        <w:tc>
+          <w:tcPr>
+            <w:tcW w:type="dxa" w:w="1311"/>
+            <w:tcBorders>
+              <w:top w:val="single" w:color="9AA1AC" w:sz="4"/>
+              <w:left w:val="single" w:color="9AA1AC" w:sz="4"/>
+              <w:bottom w:val="single" w:color="9AA1AC" w:sz="4"/>
+              <w:right w:val="single" w:color="9AA1AC" w:sz="4"/>
+            </w:tcBorders>
+            <w:tcMar>
+              <w:top w:type="dxa" w:w="60"/>
+              <w:left w:type="dxa" w:w="90"/>
+              <w:bottom w:type="dxa" w:w="60"/>
+              <w:right w:type="dxa" w:w="90"/>
+            </w:tcMar>
+          </w:tcPr>
+          <w:p>
+            <w:pPr>
+              <w:spacing w:after="40"/>
+            </w:pPr>
+            <w:r>
+              <w:rPr>
+                <w:sz w:val="18"/>
+                <w:szCs w:val="18"/>
+              </w:rPr>
+              <w:t xml:space="preserve">먼지·파리·악취</w:t>
+            </w:r>
+          </w:p>
+        </w:tc>
+        <w:tc>
+          <w:tcPr>
+            <w:tcW w:type="dxa" w:w="1457"/>
+            <w:tcBorders>
+              <w:top w:val="single" w:color="9AA1AC" w:sz="4"/>
+              <w:left w:val="single" w:color="9AA1AC" w:sz="4"/>
+              <w:bottom w:val="single" w:color="9AA1AC" w:sz="4"/>
+              <w:right w:val="single" w:color="9AA1AC" w:sz="4"/>
+            </w:tcBorders>
+            <w:tcMar>
+              <w:top w:type="dxa" w:w="60"/>
+              <w:left w:type="dxa" w:w="90"/>
+              <w:bottom w:type="dxa" w:w="60"/>
+              <w:right w:type="dxa" w:w="90"/>
+            </w:tcMar>
+          </w:tcPr>
+          <w:p>
+            <w:pPr>
+              <w:spacing w:after="40"/>
+            </w:pPr>
+            <w:r>
+              <w:rPr>
+                <w:sz w:val="18"/>
+                <w:szCs w:val="18"/>
+              </w:rPr>
+              <w:t xml:space="preserve">먼지·악취·파리가 많아 '삼다도'. 메탄가스·침출수가 곳곳 파이프에서 흘러나옴. 쓰레기 운반차와 장비에서 나는 먼지와 소음</w:t>
+            </w:r>
+          </w:p>
+        </w:tc>
+        <w:tc>
+          <w:tcPr>
+            <w:tcW w:type="dxa" w:w="6702"/>
+            <w:tcBorders>
+              <w:top w:val="single" w:color="9AA1AC" w:sz="4"/>
+              <w:left w:val="single" w:color="9AA1AC" w:sz="4"/>
+              <w:bottom w:val="single" w:color="9AA1AC" w:sz="4"/>
+              <w:right w:val="single" w:color="9AA1AC" w:sz="4"/>
+            </w:tcBorders>
+            <w:tcMar>
+              <w:top w:type="dxa" w:w="60"/>
+              <w:left w:type="dxa" w:w="90"/>
+              <w:bottom w:type="dxa" w:w="60"/>
+              <w:right w:type="dxa" w:w="90"/>
+            </w:tcMar>
+          </w:tcPr>
+          <w:p>
+            <w:pPr>
+              <w:spacing w:after="40"/>
+            </w:pPr>
+            <w:r>
+              <w:rPr>
+                <w:sz w:val="18"/>
+                <w:szCs w:val="18"/>
+              </w:rPr>
+              <w:t xml:space="preserve">[A] 발간사, 17·22쪽</w:t>
+            </w:r>
+          </w:p>
+        </w:tc>
+        <w:tc>
+          <w:tcPr>
+            <w:tcW w:type="dxa" w:w="5100"/>
+            <w:tcBorders>
+              <w:top w:val="single" w:color="9AA1AC" w:sz="4"/>
+              <w:left w:val="single" w:color="9AA1AC" w:sz="4"/>
+              <w:bottom w:val="single" w:color="9AA1AC" w:sz="4"/>
+              <w:right w:val="single" w:color="9AA1AC" w:sz="4"/>
+            </w:tcBorders>
+            <w:tcMar>
+              <w:top w:type="dxa" w:w="60"/>
+              <w:left w:type="dxa" w:w="90"/>
+              <w:bottom w:type="dxa" w:w="60"/>
+              <w:right w:type="dxa" w:w="90"/>
+            </w:tcMar>
+          </w:tcPr>
+          <w:p>
+            <w:pPr>
+              <w:spacing w:after="40"/>
+            </w:pPr>
+            <w:r>
+              <w:rPr>
+                <w:sz w:val="18"/>
+                <w:szCs w:val="18"/>
+              </w:rPr>
+              <w:t xml:space="preserve">공기에 늘 먼지막. 비탈에 박힌 파이프, 젖은 침출수 자국</w:t>
+            </w:r>
+          </w:p>
+        </w:tc>
+      </w:tr>
+      <w:tr>
+        <w:trPr>
+          <w:cantSplit/>
+        </w:trPr>
+        <w:tc>
+          <w:tcPr>
+            <w:tcW w:type="dxa" w:w="1311"/>
+            <w:tcBorders>
+              <w:top w:val="single" w:color="9AA1AC" w:sz="4"/>
+              <w:left w:val="single" w:color="9AA1AC" w:sz="4"/>
+              <w:bottom w:val="single" w:color="9AA1AC" w:sz="4"/>
+              <w:right w:val="single" w:color="9AA1AC" w:sz="4"/>
+            </w:tcBorders>
+            <w:tcMar>
+              <w:top w:type="dxa" w:w="60"/>
+              <w:left w:type="dxa" w:w="90"/>
+              <w:bottom w:type="dxa" w:w="60"/>
+              <w:right w:type="dxa" w:w="90"/>
+            </w:tcMar>
+          </w:tcPr>
+          <w:p>
+            <w:pPr>
+              <w:spacing w:after="40"/>
+            </w:pPr>
+            <w:r>
+              <w:rPr>
+                <w:sz w:val="18"/>
+                <w:szCs w:val="18"/>
+              </w:rPr>
+              <w:t xml:space="preserve">쓰레기 하역 장면</w:t>
+            </w:r>
+          </w:p>
+        </w:tc>
+        <w:tc>
+          <w:tcPr>
+            <w:tcW w:type="dxa" w:w="1457"/>
+            <w:tcBorders>
+              <w:top w:val="single" w:color="9AA1AC" w:sz="4"/>
+              <w:left w:val="single" w:color="9AA1AC" w:sz="4"/>
+              <w:bottom w:val="single" w:color="9AA1AC" w:sz="4"/>
+              <w:right w:val="single" w:color="9AA1AC" w:sz="4"/>
+            </w:tcBorders>
+            <w:tcMar>
+              <w:top w:type="dxa" w:w="60"/>
+              <w:left w:type="dxa" w:w="90"/>
+              <w:bottom w:type="dxa" w:w="60"/>
+              <w:right w:type="dxa" w:w="90"/>
+            </w:tcMar>
+          </w:tcPr>
+          <w:p>
+            <w:pPr>
+              <w:spacing w:after="40"/>
+            </w:pPr>
+            <w:r>
+              <w:rPr>
+                <w:sz w:val="18"/>
+                <w:szCs w:val="18"/>
+              </w:rPr>
+              <w:t xml:space="preserve">관찰(해석): 녹색 칠의 덤프식 청소차가 짐칸을 들어 쏟고, 그 앞에 사람들이 모여 듦. 등에 진 큰 대바구니, 머릿수건, 빨강·파랑 웃옷이 드문드문. 하늘은 베이지빛으로 뿌옇고 뒤에 송전탑</w:t>
+            </w:r>
+          </w:p>
+        </w:tc>
+        <w:tc>
+          <w:tcPr>
+            <w:tcW w:type="dxa" w:w="6702"/>
+            <w:tcBorders>
+              <w:top w:val="single" w:color="9AA1AC" w:sz="4"/>
+              <w:left w:val="single" w:color="9AA1AC" w:sz="4"/>
+              <w:bottom w:val="single" w:color="9AA1AC" w:sz="4"/>
+              <w:right w:val="single" w:color="9AA1AC" w:sz="4"/>
+            </w:tcBorders>
+            <w:tcMar>
+              <w:top w:type="dxa" w:w="60"/>
+              <w:left w:type="dxa" w:w="90"/>
+              <w:bottom w:type="dxa" w:w="60"/>
+              <w:right w:type="dxa" w:w="90"/>
+            </w:tcMar>
+          </w:tcPr>
+          <w:p>
+            <w:pPr>
+              <w:spacing w:after="40"/>
+            </w:pPr>
+            <w:r>
+              <w:rPr>
+                <w:sz w:val="18"/>
+                <w:szCs w:val="18"/>
+              </w:rPr>
+              <w:t xml:space="preserve">[A] 14쪽 사진 '쓰레기 하역'(연도 미상)</w:t>
+            </w:r>
+          </w:p>
+        </w:tc>
+        <w:tc>
+          <w:tcPr>
+            <w:tcW w:type="dxa" w:w="5100"/>
+            <w:tcBorders>
+              <w:top w:val="single" w:color="9AA1AC" w:sz="4"/>
+              <w:left w:val="single" w:color="9AA1AC" w:sz="4"/>
+              <w:bottom w:val="single" w:color="9AA1AC" w:sz="4"/>
+              <w:right w:val="single" w:color="9AA1AC" w:sz="4"/>
+            </w:tcBorders>
+            <w:tcMar>
+              <w:top w:type="dxa" w:w="60"/>
+              <w:left w:type="dxa" w:w="90"/>
+              <w:bottom w:type="dxa" w:w="60"/>
+              <w:right w:type="dxa" w:w="90"/>
+            </w:tcMar>
+          </w:tcPr>
+          <w:p>
+            <w:pPr>
+              <w:spacing w:after="40"/>
+            </w:pPr>
+            <w:r>
+              <w:rPr>
+                <w:sz w:val="18"/>
+                <w:szCs w:val="18"/>
+              </w:rPr>
+              <w:t xml:space="preserve">고물 줍는 어른의 차림·도구 기준 후보(대바구니, 머릿수건). 청소차 색은 '녹색' 후보</w:t>
+            </w:r>
+          </w:p>
+        </w:tc>
+      </w:tr>
+      <w:tr>
+        <w:trPr>
+          <w:cantSplit/>
+        </w:trPr>
+        <w:tc>
+          <w:tcPr>
+            <w:tcW w:type="dxa" w:w="1311"/>
+            <w:tcBorders>
+              <w:top w:val="single" w:color="9AA1AC" w:sz="4"/>
+              <w:left w:val="single" w:color="9AA1AC" w:sz="4"/>
+              <w:bottom w:val="single" w:color="9AA1AC" w:sz="4"/>
+              <w:right w:val="single" w:color="9AA1AC" w:sz="4"/>
+            </w:tcBorders>
+            <w:tcMar>
+              <w:top w:type="dxa" w:w="60"/>
+              <w:left w:type="dxa" w:w="90"/>
+              <w:bottom w:type="dxa" w:w="60"/>
+              <w:right w:type="dxa" w:w="90"/>
+            </w:tcMar>
+          </w:tcPr>
+          <w:p>
+            <w:pPr>
+              <w:spacing w:after="40"/>
+            </w:pPr>
+            <w:r>
+              <w:rPr>
+                <w:sz w:val="18"/>
+                <w:szCs w:val="18"/>
+              </w:rPr>
+              <w:t xml:space="preserve">고물 줍는 사람들</w:t>
+            </w:r>
+          </w:p>
+        </w:tc>
+        <w:tc>
+          <w:tcPr>
+            <w:tcW w:type="dxa" w:w="1457"/>
+            <w:tcBorders>
+              <w:top w:val="single" w:color="9AA1AC" w:sz="4"/>
+              <w:left w:val="single" w:color="9AA1AC" w:sz="4"/>
+              <w:bottom w:val="single" w:color="9AA1AC" w:sz="4"/>
+              <w:right w:val="single" w:color="9AA1AC" w:sz="4"/>
+            </w:tcBorders>
+            <w:tcMar>
+              <w:top w:type="dxa" w:w="60"/>
+              <w:left w:type="dxa" w:w="90"/>
+              <w:bottom w:type="dxa" w:w="60"/>
+              <w:right w:type="dxa" w:w="90"/>
+            </w:tcMar>
+          </w:tcPr>
+          <w:p>
+            <w:pPr>
+              <w:spacing w:after="40"/>
+            </w:pPr>
+            <w:r>
+              <w:rPr>
+                <w:sz w:val="18"/>
+                <w:szCs w:val="18"/>
+              </w:rPr>
+              <w:t xml:space="preserve">관찰(해석): 어둡고 두꺼운 옷, 허리를 숙여 줍는 사람들, 흙빛 바닥에 흰·색색 쓰레기 조각, 안개처럼 뿌연 공기</w:t>
+            </w:r>
+          </w:p>
+        </w:tc>
+        <w:tc>
+          <w:tcPr>
+            <w:tcW w:type="dxa" w:w="6702"/>
+            <w:tcBorders>
+              <w:top w:val="single" w:color="9AA1AC" w:sz="4"/>
+              <w:left w:val="single" w:color="9AA1AC" w:sz="4"/>
+              <w:bottom w:val="single" w:color="9AA1AC" w:sz="4"/>
+              <w:right w:val="single" w:color="9AA1AC" w:sz="4"/>
+            </w:tcBorders>
+            <w:tcMar>
+              <w:top w:type="dxa" w:w="60"/>
+              <w:left w:type="dxa" w:w="90"/>
+              <w:bottom w:type="dxa" w:w="60"/>
+              <w:right w:type="dxa" w:w="90"/>
+            </w:tcMar>
+          </w:tcPr>
+          <w:p>
+            <w:pPr>
+              <w:spacing w:after="40"/>
+            </w:pPr>
+            <w:r>
+              <w:rPr>
+                <w:sz w:val="18"/>
+                <w:szCs w:val="18"/>
+              </w:rPr>
+              <w:t xml:space="preserve">[A] 18쪽 사진 '폐품수집중인 난지도 사람들'(연도 미상)</w:t>
+            </w:r>
+          </w:p>
+        </w:tc>
+        <w:tc>
+          <w:tcPr>
+            <w:tcW w:type="dxa" w:w="5100"/>
+            <w:tcBorders>
+              <w:top w:val="single" w:color="9AA1AC" w:sz="4"/>
+              <w:left w:val="single" w:color="9AA1AC" w:sz="4"/>
+              <w:bottom w:val="single" w:color="9AA1AC" w:sz="4"/>
+              <w:right w:val="single" w:color="9AA1AC" w:sz="4"/>
+            </w:tcBorders>
+            <w:tcMar>
+              <w:top w:type="dxa" w:w="60"/>
+              <w:left w:type="dxa" w:w="90"/>
+              <w:bottom w:type="dxa" w:w="60"/>
+              <w:right w:type="dxa" w:w="90"/>
+            </w:tcMar>
+          </w:tcPr>
+          <w:p>
+            <w:pPr>
+              <w:spacing w:after="40"/>
+            </w:pPr>
+            <w:r>
+              <w:rPr>
+                <w:sz w:val="18"/>
+                <w:szCs w:val="18"/>
+              </w:rPr>
+              <w:t xml:space="preserve">군중 배경의 색과 자세</w:t>
+            </w:r>
+          </w:p>
+        </w:tc>
+      </w:tr>
+      <w:tr>
+        <w:trPr>
+          <w:cantSplit/>
+        </w:trPr>
+        <w:tc>
+          <w:tcPr>
+            <w:tcW w:type="dxa" w:w="1311"/>
+            <w:tcBorders>
+              <w:top w:val="single" w:color="9AA1AC" w:sz="4"/>
+              <w:left w:val="single" w:color="9AA1AC" w:sz="4"/>
+              <w:bottom w:val="single" w:color="9AA1AC" w:sz="4"/>
+              <w:right w:val="single" w:color="9AA1AC" w:sz="4"/>
+            </w:tcBorders>
+            <w:tcMar>
+              <w:top w:type="dxa" w:w="60"/>
+              <w:left w:type="dxa" w:w="90"/>
+              <w:bottom w:type="dxa" w:w="60"/>
+              <w:right w:type="dxa" w:w="90"/>
+            </w:tcMar>
+          </w:tcPr>
+          <w:p>
+            <w:pPr>
+              <w:spacing w:after="40"/>
+            </w:pPr>
+            <w:r>
+              <w:rPr>
+                <w:sz w:val="18"/>
+                <w:szCs w:val="18"/>
+              </w:rPr>
+              <w:t xml:space="preserve">주로 줍던 것·은어</w:t>
+            </w:r>
+          </w:p>
+        </w:tc>
+        <w:tc>
+          <w:tcPr>
+            <w:tcW w:type="dxa" w:w="1457"/>
+            <w:tcBorders>
+              <w:top w:val="single" w:color="9AA1AC" w:sz="4"/>
+              <w:left w:val="single" w:color="9AA1AC" w:sz="4"/>
+              <w:bottom w:val="single" w:color="9AA1AC" w:sz="4"/>
+              <w:right w:val="single" w:color="9AA1AC" w:sz="4"/>
+            </w:tcBorders>
+            <w:tcMar>
+              <w:top w:type="dxa" w:w="60"/>
+              <w:left w:type="dxa" w:w="90"/>
+              <w:bottom w:type="dxa" w:w="60"/>
+              <w:right w:type="dxa" w:w="90"/>
+            </w:tcMar>
+          </w:tcPr>
+          <w:p>
+            <w:pPr>
+              <w:spacing w:after="40"/>
+            </w:pPr>
+            <w:r>
+              <w:rPr>
+                <w:sz w:val="18"/>
+                <w:szCs w:val="18"/>
+              </w:rPr>
+              <w:t xml:space="preserve">폐지, 병, 깡통. 청소차가 쏟자마자 먼저 줍는 사람은 '앞벌이', 불도저가 둑 아래로 민 뒤 줍는 사람은 '뒷벌이'. 뒷벌이가 앞벌이가 되려면 권리금을 냄</w:t>
+            </w:r>
+          </w:p>
+        </w:tc>
+        <w:tc>
+          <w:tcPr>
+            <w:tcW w:type="dxa" w:w="6702"/>
+            <w:tcBorders>
+              <w:top w:val="single" w:color="9AA1AC" w:sz="4"/>
+              <w:left w:val="single" w:color="9AA1AC" w:sz="4"/>
+              <w:bottom w:val="single" w:color="9AA1AC" w:sz="4"/>
+              <w:right w:val="single" w:color="9AA1AC" w:sz="4"/>
+            </w:tcBorders>
+            <w:tcMar>
+              <w:top w:type="dxa" w:w="60"/>
+              <w:left w:type="dxa" w:w="90"/>
+              <w:bottom w:type="dxa" w:w="60"/>
+              <w:right w:type="dxa" w:w="90"/>
+            </w:tcMar>
+          </w:tcPr>
+          <w:p>
+            <w:pPr>
+              <w:spacing w:after="40"/>
+            </w:pPr>
+            <w:r>
+              <w:rPr>
+                <w:sz w:val="18"/>
+                <w:szCs w:val="18"/>
+              </w:rPr>
+              <w:t xml:space="preserve">[A] 18쪽</w:t>
+            </w:r>
+          </w:p>
+        </w:tc>
+        <w:tc>
+          <w:tcPr>
+            <w:tcW w:type="dxa" w:w="5100"/>
+            <w:tcBorders>
+              <w:top w:val="single" w:color="9AA1AC" w:sz="4"/>
+              <w:left w:val="single" w:color="9AA1AC" w:sz="4"/>
+              <w:bottom w:val="single" w:color="9AA1AC" w:sz="4"/>
+              <w:right w:val="single" w:color="9AA1AC" w:sz="4"/>
+            </w:tcBorders>
+            <w:tcMar>
+              <w:top w:type="dxa" w:w="60"/>
+              <w:left w:type="dxa" w:w="90"/>
+              <w:bottom w:type="dxa" w:w="60"/>
+              <w:right w:type="dxa" w:w="90"/>
+            </w:tcMar>
+          </w:tcPr>
+          <w:p>
+            <w:pPr>
+              <w:spacing w:after="40"/>
+            </w:pPr>
+            <w:r>
+              <w:rPr>
+                <w:sz w:val="18"/>
+                <w:szCs w:val="18"/>
+              </w:rPr>
+              <w:t xml:space="preserve">섬사람 대사·위계 소재 후보(G8 소품: 깡통 자루)</w:t>
+            </w:r>
+          </w:p>
+        </w:tc>
+      </w:tr>
+      <w:tr>
+        <w:trPr>
+          <w:cantSplit/>
+        </w:trPr>
+        <w:tc>
+          <w:tcPr>
+            <w:tcW w:type="dxa" w:w="1311"/>
+            <w:tcBorders>
+              <w:top w:val="single" w:color="9AA1AC" w:sz="4"/>
+              <w:left w:val="single" w:color="9AA1AC" w:sz="4"/>
+              <w:bottom w:val="single" w:color="9AA1AC" w:sz="4"/>
+              <w:right w:val="single" w:color="9AA1AC" w:sz="4"/>
+            </w:tcBorders>
+            <w:tcMar>
+              <w:top w:type="dxa" w:w="60"/>
+              <w:left w:type="dxa" w:w="90"/>
+              <w:bottom w:type="dxa" w:w="60"/>
+              <w:right w:type="dxa" w:w="90"/>
+            </w:tcMar>
+          </w:tcPr>
+          <w:p>
+            <w:pPr>
+              <w:spacing w:after="40"/>
+            </w:pPr>
+            <w:r>
+              <w:rPr>
+                <w:sz w:val="18"/>
+                <w:szCs w:val="18"/>
+              </w:rPr>
+              <w:t xml:space="preserve">폐가전 분해촌</w:t>
+            </w:r>
+          </w:p>
+        </w:tc>
+        <w:tc>
+          <w:tcPr>
+            <w:tcW w:type="dxa" w:w="1457"/>
+            <w:tcBorders>
+              <w:top w:val="single" w:color="9AA1AC" w:sz="4"/>
+              <w:left w:val="single" w:color="9AA1AC" w:sz="4"/>
+              <w:bottom w:val="single" w:color="9AA1AC" w:sz="4"/>
+              <w:right w:val="single" w:color="9AA1AC" w:sz="4"/>
+            </w:tcBorders>
+            <w:tcMar>
+              <w:top w:type="dxa" w:w="60"/>
+              <w:left w:type="dxa" w:w="90"/>
+              <w:bottom w:type="dxa" w:w="60"/>
+              <w:right w:type="dxa" w:w="90"/>
+            </w:tcMar>
+          </w:tcPr>
+          <w:p>
+            <w:pPr>
+              <w:spacing w:after="40"/>
+            </w:pPr>
+            <w:r>
+              <w:rPr>
+                <w:sz w:val="18"/>
+                <w:szCs w:val="18"/>
+              </w:rPr>
+              <w:t xml:space="preserve">폐품 수집원과 폐가전 분해하는 사람들이 모인 '인디안촌' 수십 채. 냉장고·TV·세탁기를 분해하고, 분해 못 하는 단열재가 산처럼 쌓였다가 불나면 타 없어짐</w:t>
+            </w:r>
+          </w:p>
+        </w:tc>
+        <w:tc>
+          <w:tcPr>
+            <w:tcW w:type="dxa" w:w="6702"/>
+            <w:tcBorders>
+              <w:top w:val="single" w:color="9AA1AC" w:sz="4"/>
+              <w:left w:val="single" w:color="9AA1AC" w:sz="4"/>
+              <w:bottom w:val="single" w:color="9AA1AC" w:sz="4"/>
+              <w:right w:val="single" w:color="9AA1AC" w:sz="4"/>
+            </w:tcBorders>
+            <w:tcMar>
+              <w:top w:type="dxa" w:w="60"/>
+              <w:left w:type="dxa" w:w="90"/>
+              <w:bottom w:type="dxa" w:w="60"/>
+              <w:right w:type="dxa" w:w="90"/>
+            </w:tcMar>
+          </w:tcPr>
+          <w:p>
+            <w:pPr>
+              <w:spacing w:after="40"/>
+            </w:pPr>
+            <w:r>
+              <w:rPr>
+                <w:sz w:val="18"/>
+                <w:szCs w:val="18"/>
+              </w:rPr>
+              <w:t xml:space="preserve">[A] 19쪽</w:t>
+            </w:r>
+          </w:p>
+        </w:tc>
+        <w:tc>
+          <w:tcPr>
+            <w:tcW w:type="dxa" w:w="5100"/>
+            <w:tcBorders>
+              <w:top w:val="single" w:color="9AA1AC" w:sz="4"/>
+              <w:left w:val="single" w:color="9AA1AC" w:sz="4"/>
+              <w:bottom w:val="single" w:color="9AA1AC" w:sz="4"/>
+              <w:right w:val="single" w:color="9AA1AC" w:sz="4"/>
+            </w:tcBorders>
+            <w:tcMar>
+              <w:top w:type="dxa" w:w="60"/>
+              <w:left w:type="dxa" w:w="90"/>
+              <w:bottom w:type="dxa" w:w="60"/>
+              <w:right w:type="dxa" w:w="90"/>
+            </w:tcMar>
+          </w:tcPr>
+          <w:p>
+            <w:pPr>
+              <w:spacing w:after="40"/>
+            </w:pPr>
+            <w:r>
+              <w:rPr>
+                <w:sz w:val="18"/>
+                <w:szCs w:val="18"/>
+              </w:rPr>
+              <w:t xml:space="preserve">곽 영감 고물상 뒤 공방의 주변 풍경 참고</w:t>
+            </w:r>
+          </w:p>
+        </w:tc>
+      </w:tr>
+      <w:tr>
+        <w:trPr>
+          <w:cantSplit/>
+        </w:trPr>
+        <w:tc>
+          <w:tcPr>
+            <w:tcW w:type="dxa" w:w="1311"/>
+            <w:tcBorders>
+              <w:top w:val="single" w:color="9AA1AC" w:sz="4"/>
+              <w:left w:val="single" w:color="9AA1AC" w:sz="4"/>
+              <w:bottom w:val="single" w:color="9AA1AC" w:sz="4"/>
+              <w:right w:val="single" w:color="9AA1AC" w:sz="4"/>
+            </w:tcBorders>
+            <w:tcMar>
+              <w:top w:type="dxa" w:w="60"/>
+              <w:left w:type="dxa" w:w="90"/>
+              <w:bottom w:type="dxa" w:w="60"/>
+              <w:right w:type="dxa" w:w="90"/>
+            </w:tcMar>
+          </w:tcPr>
+          <w:p>
+            <w:pPr>
+              <w:spacing w:after="40"/>
+            </w:pPr>
+            <w:r>
+              <w:rPr>
+                <w:sz w:val="18"/>
+                <w:szCs w:val="18"/>
+              </w:rPr>
+              <w:t xml:space="preserve">폐가전 야적 사진</w:t>
+            </w:r>
+          </w:p>
+        </w:tc>
+        <w:tc>
+          <w:tcPr>
+            <w:tcW w:type="dxa" w:w="1457"/>
+            <w:tcBorders>
+              <w:top w:val="single" w:color="9AA1AC" w:sz="4"/>
+              <w:left w:val="single" w:color="9AA1AC" w:sz="4"/>
+              <w:bottom w:val="single" w:color="9AA1AC" w:sz="4"/>
+              <w:right w:val="single" w:color="9AA1AC" w:sz="4"/>
+            </w:tcBorders>
+            <w:tcMar>
+              <w:top w:type="dxa" w:w="60"/>
+              <w:left w:type="dxa" w:w="90"/>
+              <w:bottom w:type="dxa" w:w="60"/>
+              <w:right w:type="dxa" w:w="90"/>
+            </w:tcMar>
+          </w:tcPr>
+          <w:p>
+            <w:pPr>
+              <w:spacing w:after="40"/>
+            </w:pPr>
+            <w:r>
+              <w:rPr>
+                <w:sz w:val="18"/>
+                <w:szCs w:val="18"/>
+              </w:rPr>
+              <w:t xml:space="preserve">관찰(해석): 흰색·크림색·연녹색 냉장고와 가전이 벽처럼 쌓임, 맨흙 마당, 나무 전봇대, 뒤에 초록 산과 회색 흙더미</w:t>
+            </w:r>
+          </w:p>
+        </w:tc>
+        <w:tc>
+          <w:tcPr>
+            <w:tcW w:type="dxa" w:w="6702"/>
+            <w:tcBorders>
+              <w:top w:val="single" w:color="9AA1AC" w:sz="4"/>
+              <w:left w:val="single" w:color="9AA1AC" w:sz="4"/>
+              <w:bottom w:val="single" w:color="9AA1AC" w:sz="4"/>
+              <w:right w:val="single" w:color="9AA1AC" w:sz="4"/>
+            </w:tcBorders>
+            <w:tcMar>
+              <w:top w:type="dxa" w:w="60"/>
+              <w:left w:type="dxa" w:w="90"/>
+              <w:bottom w:type="dxa" w:w="60"/>
+              <w:right w:type="dxa" w:w="90"/>
+            </w:tcMar>
+          </w:tcPr>
+          <w:p>
+            <w:pPr>
+              <w:spacing w:after="40"/>
+            </w:pPr>
+            <w:r>
+              <w:rPr>
+                <w:sz w:val="18"/>
+                <w:szCs w:val="18"/>
+              </w:rPr>
+              <w:t xml:space="preserve">[A] 19쪽 사진 '가전제품 등 폐품 재활용 장소'(연도 미상)</w:t>
+            </w:r>
+          </w:p>
+        </w:tc>
+        <w:tc>
+          <w:tcPr>
+            <w:tcW w:type="dxa" w:w="5100"/>
+            <w:tcBorders>
+              <w:top w:val="single" w:color="9AA1AC" w:sz="4"/>
+              <w:left w:val="single" w:color="9AA1AC" w:sz="4"/>
+              <w:bottom w:val="single" w:color="9AA1AC" w:sz="4"/>
+              <w:right w:val="single" w:color="9AA1AC" w:sz="4"/>
+            </w:tcBorders>
+            <w:tcMar>
+              <w:top w:type="dxa" w:w="60"/>
+              <w:left w:type="dxa" w:w="90"/>
+              <w:bottom w:type="dxa" w:w="60"/>
+              <w:right w:type="dxa" w:w="90"/>
+            </w:tcMar>
+          </w:tcPr>
+          <w:p>
+            <w:pPr>
+              <w:spacing w:after="40"/>
+            </w:pPr>
+            <w:r>
+              <w:rPr>
+                <w:sz w:val="18"/>
+                <w:szCs w:val="18"/>
+              </w:rPr>
+              <w:t xml:space="preserve">고물상 마당의 색과 쌓는 방식</w:t>
+            </w:r>
+          </w:p>
+        </w:tc>
+      </w:tr>
+      <w:tr>
+        <w:trPr>
+          <w:cantSplit/>
+        </w:trPr>
+        <w:tc>
+          <w:tcPr>
+            <w:tcW w:type="dxa" w:w="1311"/>
+            <w:tcBorders>
+              <w:top w:val="single" w:color="9AA1AC" w:sz="4"/>
+              <w:left w:val="single" w:color="9AA1AC" w:sz="4"/>
+              <w:bottom w:val="single" w:color="9AA1AC" w:sz="4"/>
+              <w:right w:val="single" w:color="9AA1AC" w:sz="4"/>
+            </w:tcBorders>
+            <w:tcMar>
+              <w:top w:type="dxa" w:w="60"/>
+              <w:left w:type="dxa" w:w="90"/>
+              <w:bottom w:type="dxa" w:w="60"/>
+              <w:right w:type="dxa" w:w="90"/>
+            </w:tcMar>
+          </w:tcPr>
+          <w:p>
+            <w:pPr>
+              <w:spacing w:after="40"/>
+            </w:pPr>
+            <w:r>
+              <w:rPr>
+                <w:sz w:val="18"/>
+                <w:szCs w:val="18"/>
+              </w:rPr>
+              <w:t xml:space="preserve">실제 주민 거주지</w:t>
+            </w:r>
+          </w:p>
+        </w:tc>
+        <w:tc>
+          <w:tcPr>
+            <w:tcW w:type="dxa" w:w="1457"/>
+            <w:tcBorders>
+              <w:top w:val="single" w:color="9AA1AC" w:sz="4"/>
+              <w:left w:val="single" w:color="9AA1AC" w:sz="4"/>
+              <w:bottom w:val="single" w:color="9AA1AC" w:sz="4"/>
+              <w:right w:val="single" w:color="9AA1AC" w:sz="4"/>
+            </w:tcBorders>
+            <w:tcMar>
+              <w:top w:type="dxa" w:w="60"/>
+              <w:left w:type="dxa" w:w="90"/>
+              <w:bottom w:type="dxa" w:w="60"/>
+              <w:right w:type="dxa" w:w="90"/>
+            </w:tcMar>
+          </w:tcPr>
+          <w:p>
+            <w:pPr>
+              <w:spacing w:after="40"/>
+            </w:pPr>
+            <w:r>
+              <w:rPr>
+                <w:sz w:val="18"/>
+                <w:szCs w:val="18"/>
+              </w:rPr>
+              <w:t xml:space="preserve">처음에는 쓰레기 더미 위에 비닐을 친 가건물 마을, 공중화장실 사용. 가스 때문에 화재가 잦았고 1984년 대형 화재로 정착촌이 모두 탐. 이후 서울시가 3~4평 조립식 주택(방 하나, 부엌 하나)을 지어 약 950세대 무료 입주. 화장실은 공중화장실, 목욕탕은 단지에 하나. 1992~93년부터 이주</w:t>
+            </w:r>
+          </w:p>
+        </w:tc>
+        <w:tc>
+          <w:tcPr>
+            <w:tcW w:type="dxa" w:w="6702"/>
+            <w:tcBorders>
+              <w:top w:val="single" w:color="9AA1AC" w:sz="4"/>
+              <w:left w:val="single" w:color="9AA1AC" w:sz="4"/>
+              <w:bottom w:val="single" w:color="9AA1AC" w:sz="4"/>
+              <w:right w:val="single" w:color="9AA1AC" w:sz="4"/>
+            </w:tcBorders>
+            <w:tcMar>
+              <w:top w:type="dxa" w:w="60"/>
+              <w:left w:type="dxa" w:w="90"/>
+              <w:bottom w:type="dxa" w:w="60"/>
+              <w:right w:type="dxa" w:w="90"/>
+            </w:tcMar>
+          </w:tcPr>
+          <w:p>
+            <w:pPr>
+              <w:spacing w:after="40"/>
+            </w:pPr>
+            <w:r>
+              <w:rPr>
+                <w:sz w:val="18"/>
+                <w:szCs w:val="18"/>
+              </w:rPr>
+              <w:t xml:space="preserve">[A] 19~21쪽</w:t>
+            </w:r>
+          </w:p>
+        </w:tc>
+        <w:tc>
+          <w:tcPr>
+            <w:tcW w:type="dxa" w:w="5100"/>
+            <w:tcBorders>
+              <w:top w:val="single" w:color="9AA1AC" w:sz="4"/>
+              <w:left w:val="single" w:color="9AA1AC" w:sz="4"/>
+              <w:bottom w:val="single" w:color="9AA1AC" w:sz="4"/>
+              <w:right w:val="single" w:color="9AA1AC" w:sz="4"/>
+            </w:tcBorders>
+            <w:tcMar>
+              <w:top w:type="dxa" w:w="60"/>
+              <w:left w:type="dxa" w:w="90"/>
+              <w:bottom w:type="dxa" w:w="60"/>
+              <w:right w:type="dxa" w:w="90"/>
+            </w:tcMar>
+          </w:tcPr>
+          <w:p>
+            <w:pPr>
+              <w:spacing w:after="40"/>
+            </w:pPr>
+            <w:r>
+              <w:rPr>
+                <w:sz w:val="18"/>
+                <w:szCs w:val="18"/>
+              </w:rPr>
+              <w:t xml:space="preserve">실제 1987년 난지도 주민은 조립식 주택단지에 살았음. 갈대섬의 판잣집 동네는 가공 선택임을 밝혀 둠. '몇 해 전 큰불' 배경 사연 후보</w:t>
+            </w:r>
+          </w:p>
+        </w:tc>
+      </w:tr>
+      <w:tr>
+        <w:trPr>
+          <w:cantSplit/>
+        </w:trPr>
+        <w:tc>
+          <w:tcPr>
+            <w:tcW w:type="dxa" w:w="1311"/>
+            <w:tcBorders>
+              <w:top w:val="single" w:color="9AA1AC" w:sz="4"/>
+              <w:left w:val="single" w:color="9AA1AC" w:sz="4"/>
+              <w:bottom w:val="single" w:color="9AA1AC" w:sz="4"/>
+              <w:right w:val="single" w:color="9AA1AC" w:sz="4"/>
+            </w:tcBorders>
+            <w:tcMar>
+              <w:top w:type="dxa" w:w="60"/>
+              <w:left w:type="dxa" w:w="90"/>
+              <w:bottom w:type="dxa" w:w="60"/>
+              <w:right w:type="dxa" w:w="90"/>
+            </w:tcMar>
+          </w:tcPr>
+          <w:p>
+            <w:pPr>
+              <w:spacing w:after="40"/>
+            </w:pPr>
+            <w:r>
+              <w:rPr>
+                <w:sz w:val="18"/>
+                <w:szCs w:val="18"/>
+              </w:rPr>
+              <w:t xml:space="preserve">서울 판자촌 재료(시기별)</w:t>
+            </w:r>
+          </w:p>
+        </w:tc>
+        <w:tc>
+          <w:tcPr>
+            <w:tcW w:type="dxa" w:w="1457"/>
+            <w:tcBorders>
+              <w:top w:val="single" w:color="9AA1AC" w:sz="4"/>
+              <w:left w:val="single" w:color="9AA1AC" w:sz="4"/>
+              <w:bottom w:val="single" w:color="9AA1AC" w:sz="4"/>
+              <w:right w:val="single" w:color="9AA1AC" w:sz="4"/>
+            </w:tcBorders>
+            <w:tcMar>
+              <w:top w:type="dxa" w:w="60"/>
+              <w:left w:type="dxa" w:w="90"/>
+              <w:bottom w:type="dxa" w:w="60"/>
+              <w:right w:type="dxa" w:w="90"/>
+            </w:tcMar>
+          </w:tcPr>
+          <w:p>
+            <w:pPr>
+              <w:spacing w:after="40"/>
+            </w:pPr>
+            <w:r>
+              <w:rPr>
+                <w:sz w:val="18"/>
+                <w:szCs w:val="18"/>
+              </w:rPr>
+              <w:t xml:space="preserve">1950년대 합판·깡통·생철·천막천·가마니. 1960년대 판자·블록 벽, 초가·루핑 지붕. 1970년대 이후 새마을운동·재개발로 지붕은 기와·슬레이트, 벽은 시멘트로 보수. 상하수도·오물처리 시설이 없고 밀집해 화재 위험</w:t>
+            </w:r>
+          </w:p>
+        </w:tc>
+        <w:tc>
+          <w:tcPr>
+            <w:tcW w:type="dxa" w:w="6702"/>
+            <w:tcBorders>
+              <w:top w:val="single" w:color="9AA1AC" w:sz="4"/>
+              <w:left w:val="single" w:color="9AA1AC" w:sz="4"/>
+              <w:bottom w:val="single" w:color="9AA1AC" w:sz="4"/>
+              <w:right w:val="single" w:color="9AA1AC" w:sz="4"/>
+            </w:tcBorders>
+            <w:tcMar>
+              <w:top w:type="dxa" w:w="60"/>
+              <w:left w:type="dxa" w:w="90"/>
+              <w:bottom w:type="dxa" w:w="60"/>
+              <w:right w:type="dxa" w:w="90"/>
+            </w:tcMar>
+          </w:tcPr>
+          <w:p>
+            <w:pPr>
+              <w:spacing w:after="40"/>
+            </w:pPr>
+            <w:r>
+              <w:rPr>
+                <w:sz w:val="18"/>
+                <w:szCs w:val="18"/>
+              </w:rPr>
+              <w:t xml:space="preserve">[국가기록원 판자촌](https://theme.archives.go.kr/next/koreaOfRecord/panjaChon.do)</w:t>
+            </w:r>
+          </w:p>
+        </w:tc>
+        <w:tc>
+          <w:tcPr>
+            <w:tcW w:type="dxa" w:w="5100"/>
+            <w:tcBorders>
+              <w:top w:val="single" w:color="9AA1AC" w:sz="4"/>
+              <w:left w:val="single" w:color="9AA1AC" w:sz="4"/>
+              <w:bottom w:val="single" w:color="9AA1AC" w:sz="4"/>
+              <w:right w:val="single" w:color="9AA1AC" w:sz="4"/>
+            </w:tcBorders>
+            <w:tcMar>
+              <w:top w:type="dxa" w:w="60"/>
+              <w:left w:type="dxa" w:w="90"/>
+              <w:bottom w:type="dxa" w:w="60"/>
+              <w:right w:type="dxa" w:w="90"/>
+            </w:tcMar>
+          </w:tcPr>
+          <w:p>
+            <w:pPr>
+              <w:spacing w:after="40"/>
+            </w:pPr>
+            <w:r>
+              <w:rPr>
+                <w:sz w:val="18"/>
+                <w:szCs w:val="18"/>
+              </w:rPr>
+              <w:t xml:space="preserve">1987년 판잣집은 루핑·슬레이트·합판·블록이 섞인 모습 후보(조합은 추측). 연탄·공동수도·골목 폭은 미확인</w:t>
+            </w:r>
+          </w:p>
+        </w:tc>
+      </w:tr>
+      <w:tr>
+        <w:trPr>
+          <w:cantSplit/>
+        </w:trPr>
+        <w:tc>
+          <w:tcPr>
+            <w:tcW w:type="dxa" w:w="1311"/>
+            <w:tcBorders>
+              <w:top w:val="single" w:color="9AA1AC" w:sz="4"/>
+              <w:left w:val="single" w:color="9AA1AC" w:sz="4"/>
+              <w:bottom w:val="single" w:color="9AA1AC" w:sz="4"/>
+              <w:right w:val="single" w:color="9AA1AC" w:sz="4"/>
+            </w:tcBorders>
+            <w:tcMar>
+              <w:top w:type="dxa" w:w="60"/>
+              <w:left w:type="dxa" w:w="90"/>
+              <w:bottom w:type="dxa" w:w="60"/>
+              <w:right w:type="dxa" w:w="90"/>
+            </w:tcMar>
+          </w:tcPr>
+          <w:p>
+            <w:pPr>
+              <w:spacing w:after="40"/>
+            </w:pPr>
+            <w:r>
+              <w:rPr>
+                <w:sz w:val="18"/>
+                <w:szCs w:val="18"/>
+              </w:rPr>
+              <w:t xml:space="preserve">철거민 동네 골목·지붕</w:t>
+            </w:r>
+          </w:p>
+        </w:tc>
+        <w:tc>
+          <w:tcPr>
+            <w:tcW w:type="dxa" w:w="1457"/>
+            <w:tcBorders>
+              <w:top w:val="single" w:color="9AA1AC" w:sz="4"/>
+              <w:left w:val="single" w:color="9AA1AC" w:sz="4"/>
+              <w:bottom w:val="single" w:color="9AA1AC" w:sz="4"/>
+              <w:right w:val="single" w:color="9AA1AC" w:sz="4"/>
+            </w:tcBorders>
+            <w:tcMar>
+              <w:top w:type="dxa" w:w="60"/>
+              <w:left w:type="dxa" w:w="90"/>
+              <w:bottom w:type="dxa" w:w="60"/>
+              <w:right w:type="dxa" w:w="90"/>
+            </w:tcMar>
+          </w:tcPr>
+          <w:p>
+            <w:pPr>
+              <w:spacing w:after="40"/>
+            </w:pPr>
+            <w:r>
+              <w:rPr>
+                <w:sz w:val="18"/>
+                <w:szCs w:val="18"/>
+              </w:rPr>
+              <w:t xml:space="preserve">골목이 미로처럼 얽히고 작은 집이 다닥다닥 붙음. 장마 대비로 지붕에 비닐을 덮고 끈과 돌로 눌러 둠(중계동 104마을, 2005년 취재)</w:t>
+            </w:r>
+          </w:p>
+        </w:tc>
+        <w:tc>
+          <w:tcPr>
+            <w:tcW w:type="dxa" w:w="6702"/>
+            <w:tcBorders>
+              <w:top w:val="single" w:color="9AA1AC" w:sz="4"/>
+              <w:left w:val="single" w:color="9AA1AC" w:sz="4"/>
+              <w:bottom w:val="single" w:color="9AA1AC" w:sz="4"/>
+              <w:right w:val="single" w:color="9AA1AC" w:sz="4"/>
+            </w:tcBorders>
+            <w:tcMar>
+              <w:top w:type="dxa" w:w="60"/>
+              <w:left w:type="dxa" w:w="90"/>
+              <w:bottom w:type="dxa" w:w="60"/>
+              <w:right w:type="dxa" w:w="90"/>
+            </w:tcMar>
+          </w:tcPr>
+          <w:p>
+            <w:pPr>
+              <w:spacing w:after="40"/>
+            </w:pPr>
+            <w:r>
+              <w:rPr>
+                <w:sz w:val="18"/>
+                <w:szCs w:val="18"/>
+              </w:rPr>
+              <w:t xml:space="preserve">[경향신문 2005](https://www.khan.co.kr/article/200512099485592/amp)</w:t>
+            </w:r>
+          </w:p>
+        </w:tc>
+        <w:tc>
+          <w:tcPr>
+            <w:tcW w:type="dxa" w:w="5100"/>
+            <w:tcBorders>
+              <w:top w:val="single" w:color="9AA1AC" w:sz="4"/>
+              <w:left w:val="single" w:color="9AA1AC" w:sz="4"/>
+              <w:bottom w:val="single" w:color="9AA1AC" w:sz="4"/>
+              <w:right w:val="single" w:color="9AA1AC" w:sz="4"/>
+            </w:tcBorders>
+            <w:tcMar>
+              <w:top w:type="dxa" w:w="60"/>
+              <w:left w:type="dxa" w:w="90"/>
+              <w:bottom w:type="dxa" w:w="60"/>
+              <w:right w:type="dxa" w:w="90"/>
+            </w:tcMar>
+          </w:tcPr>
+          <w:p>
+            <w:pPr>
+              <w:spacing w:after="40"/>
+            </w:pPr>
+            <w:r>
+              <w:rPr>
+                <w:sz w:val="18"/>
+                <w:szCs w:val="18"/>
+              </w:rPr>
+              <w:t xml:space="preserve">지붕 위 비닐과 돌 누름(2005년 모습이라 1987년 적용은 추측)</w:t>
+            </w:r>
+          </w:p>
+        </w:tc>
+      </w:tr>
+      <w:tr>
+        <w:trPr>
+          <w:cantSplit/>
+        </w:trPr>
+        <w:tc>
+          <w:tcPr>
+            <w:tcW w:type="dxa" w:w="1311"/>
+            <w:tcBorders>
+              <w:top w:val="single" w:color="9AA1AC" w:sz="4"/>
+              <w:left w:val="single" w:color="9AA1AC" w:sz="4"/>
+              <w:bottom w:val="single" w:color="9AA1AC" w:sz="4"/>
+              <w:right w:val="single" w:color="9AA1AC" w:sz="4"/>
+            </w:tcBorders>
+            <w:tcMar>
+              <w:top w:type="dxa" w:w="60"/>
+              <w:left w:type="dxa" w:w="90"/>
+              <w:bottom w:type="dxa" w:w="60"/>
+              <w:right w:type="dxa" w:w="90"/>
+            </w:tcMar>
+          </w:tcPr>
+          <w:p>
+            <w:pPr>
+              <w:spacing w:after="40"/>
+            </w:pPr>
+            <w:r>
+              <w:rPr>
+                <w:sz w:val="18"/>
+                <w:szCs w:val="18"/>
+              </w:rPr>
+              <w:t xml:space="preserve">올림픽 직전 판자촌 철거</w:t>
+            </w:r>
+          </w:p>
+        </w:tc>
+        <w:tc>
+          <w:tcPr>
+            <w:tcW w:type="dxa" w:w="1457"/>
+            <w:tcBorders>
+              <w:top w:val="single" w:color="9AA1AC" w:sz="4"/>
+              <w:left w:val="single" w:color="9AA1AC" w:sz="4"/>
+              <w:bottom w:val="single" w:color="9AA1AC" w:sz="4"/>
+              <w:right w:val="single" w:color="9AA1AC" w:sz="4"/>
+            </w:tcBorders>
+            <w:tcMar>
+              <w:top w:type="dxa" w:w="60"/>
+              <w:left w:type="dxa" w:w="90"/>
+              <w:bottom w:type="dxa" w:w="60"/>
+              <w:right w:type="dxa" w:w="90"/>
+            </w:tcMar>
+          </w:tcPr>
+          <w:p>
+            <w:pPr>
+              <w:spacing w:after="40"/>
+            </w:pPr>
+            <w:r>
+              <w:rPr>
+                <w:sz w:val="18"/>
+                <w:szCs w:val="18"/>
+              </w:rPr>
+              <w:t xml:space="preserve">상계동 철거를 1986~88년 기록한 다큐 「상계동 올림픽」(27분). 포클레인, 철거반, 전투경찰, 자욱한 먼지</w:t>
+            </w:r>
+          </w:p>
+        </w:tc>
+        <w:tc>
+          <w:tcPr>
+            <w:tcW w:type="dxa" w:w="6702"/>
+            <w:tcBorders>
+              <w:top w:val="single" w:color="9AA1AC" w:sz="4"/>
+              <w:left w:val="single" w:color="9AA1AC" w:sz="4"/>
+              <w:bottom w:val="single" w:color="9AA1AC" w:sz="4"/>
+              <w:right w:val="single" w:color="9AA1AC" w:sz="4"/>
+            </w:tcBorders>
+            <w:tcMar>
+              <w:top w:type="dxa" w:w="60"/>
+              <w:left w:type="dxa" w:w="90"/>
+              <w:bottom w:type="dxa" w:w="60"/>
+              <w:right w:type="dxa" w:w="90"/>
+            </w:tcMar>
+          </w:tcPr>
+          <w:p>
+            <w:pPr>
+              <w:spacing w:after="40"/>
+            </w:pPr>
+            <w:r>
+              <w:rPr>
+                <w:sz w:val="18"/>
+                <w:szCs w:val="18"/>
+              </w:rPr>
+              <w:t xml:space="preserve">[서울신문 2008](https://www.seoul.co.kr/news/2008/05/03/20080503017012), [프레시안](https://pressian.com/pages/articles/48453)</w:t>
+            </w:r>
+          </w:p>
+        </w:tc>
+        <w:tc>
+          <w:tcPr>
+            <w:tcW w:type="dxa" w:w="5100"/>
+            <w:tcBorders>
+              <w:top w:val="single" w:color="9AA1AC" w:sz="4"/>
+              <w:left w:val="single" w:color="9AA1AC" w:sz="4"/>
+              <w:bottom w:val="single" w:color="9AA1AC" w:sz="4"/>
+              <w:right w:val="single" w:color="9AA1AC" w:sz="4"/>
+            </w:tcBorders>
+            <w:tcMar>
+              <w:top w:type="dxa" w:w="60"/>
+              <w:left w:type="dxa" w:w="90"/>
+              <w:bottom w:type="dxa" w:w="60"/>
+              <w:right w:type="dxa" w:w="90"/>
+            </w:tcMar>
+          </w:tcPr>
+          <w:p>
+            <w:pPr>
+              <w:spacing w:after="40"/>
+            </w:pPr>
+            <w:r>
+              <w:rPr>
+                <w:sz w:val="18"/>
+                <w:szCs w:val="18"/>
+              </w:rPr>
+              <w:t xml:space="preserve">시대 분위기 참고 영상(실존 인물 묘사는 배제)</w:t>
+            </w:r>
+          </w:p>
+        </w:tc>
+      </w:tr>
+      <w:tr>
+        <w:trPr>
+          <w:cantSplit/>
+        </w:trPr>
+        <w:tc>
+          <w:tcPr>
+            <w:tcW w:type="dxa" w:w="1311"/>
+            <w:tcBorders>
+              <w:top w:val="single" w:color="9AA1AC" w:sz="4"/>
+              <w:left w:val="single" w:color="9AA1AC" w:sz="4"/>
+              <w:bottom w:val="single" w:color="9AA1AC" w:sz="4"/>
+              <w:right w:val="single" w:color="9AA1AC" w:sz="4"/>
+            </w:tcBorders>
+            <w:tcMar>
+              <w:top w:type="dxa" w:w="60"/>
+              <w:left w:type="dxa" w:w="90"/>
+              <w:bottom w:type="dxa" w:w="60"/>
+              <w:right w:type="dxa" w:w="90"/>
+            </w:tcMar>
+          </w:tcPr>
+          <w:p>
+            <w:pPr>
+              <w:spacing w:after="40"/>
+            </w:pPr>
+            <w:r>
+              <w:rPr>
+                <w:sz w:val="18"/>
+                <w:szCs w:val="18"/>
+              </w:rPr>
+              <w:t xml:space="preserve">1987년 정비 대상</w:t>
+            </w:r>
+          </w:p>
+        </w:tc>
+        <w:tc>
+          <w:tcPr>
+            <w:tcW w:type="dxa" w:w="1457"/>
+            <w:tcBorders>
+              <w:top w:val="single" w:color="9AA1AC" w:sz="4"/>
+              <w:left w:val="single" w:color="9AA1AC" w:sz="4"/>
+              <w:bottom w:val="single" w:color="9AA1AC" w:sz="4"/>
+              <w:right w:val="single" w:color="9AA1AC" w:sz="4"/>
+            </w:tcBorders>
+            <w:tcMar>
+              <w:top w:type="dxa" w:w="60"/>
+              <w:left w:type="dxa" w:w="90"/>
+              <w:bottom w:type="dxa" w:w="60"/>
+              <w:right w:type="dxa" w:w="90"/>
+            </w:tcMar>
+          </w:tcPr>
+          <w:p>
+            <w:pPr>
+              <w:spacing w:after="40"/>
+            </w:pPr>
+            <w:r>
+              <w:rPr>
+                <w:sz w:val="18"/>
+                <w:szCs w:val="18"/>
+              </w:rPr>
+              <w:t xml:space="preserve">성화봉송로 주변에서 1987년 주택·담장·고물상·하천·제방을 정비하고 길을 꽃길·가로수로 꾸밈. 1982~85년에는 간판·광고물 정비, 간선도로변 불량 건물 정비</w:t>
+            </w:r>
+          </w:p>
+        </w:tc>
+        <w:tc>
+          <w:tcPr>
+            <w:tcW w:type="dxa" w:w="6702"/>
+            <w:tcBorders>
+              <w:top w:val="single" w:color="9AA1AC" w:sz="4"/>
+              <w:left w:val="single" w:color="9AA1AC" w:sz="4"/>
+              <w:bottom w:val="single" w:color="9AA1AC" w:sz="4"/>
+              <w:right w:val="single" w:color="9AA1AC" w:sz="4"/>
+            </w:tcBorders>
+            <w:tcMar>
+              <w:top w:type="dxa" w:w="60"/>
+              <w:left w:type="dxa" w:w="90"/>
+              <w:bottom w:type="dxa" w:w="60"/>
+              <w:right w:type="dxa" w:w="90"/>
+            </w:tcMar>
+          </w:tcPr>
+          <w:p>
+            <w:pPr>
+              <w:spacing w:after="40"/>
+            </w:pPr>
+            <w:r>
+              <w:rPr>
+                <w:sz w:val="18"/>
+                <w:szCs w:val="18"/>
+              </w:rPr>
+              <w:t xml:space="preserve">[국가기록원 88올림픽](https://theme.archives.go.kr/next/88olympic/daily/training.do)</w:t>
+            </w:r>
+          </w:p>
+        </w:tc>
+        <w:tc>
+          <w:tcPr>
+            <w:tcW w:type="dxa" w:w="5100"/>
+            <w:tcBorders>
+              <w:top w:val="single" w:color="9AA1AC" w:sz="4"/>
+              <w:left w:val="single" w:color="9AA1AC" w:sz="4"/>
+              <w:bottom w:val="single" w:color="9AA1AC" w:sz="4"/>
+              <w:right w:val="single" w:color="9AA1AC" w:sz="4"/>
+            </w:tcBorders>
+            <w:tcMar>
+              <w:top w:type="dxa" w:w="60"/>
+              <w:left w:type="dxa" w:w="90"/>
+              <w:bottom w:type="dxa" w:w="60"/>
+              <w:right w:type="dxa" w:w="90"/>
+            </w:tcMar>
+          </w:tcPr>
+          <w:p>
+            <w:pPr>
+              <w:spacing w:after="40"/>
+            </w:pPr>
+            <w:r>
+              <w:rPr>
+                <w:sz w:val="18"/>
+                <w:szCs w:val="18"/>
+              </w:rPr>
+              <w:t xml:space="preserve">곽 영감 고물상·둑길이 '정비 대상'이 되는 갈등 후보(G3·G8)</w:t>
+            </w:r>
+          </w:p>
+        </w:tc>
+      </w:tr>
+      <w:tr>
+        <w:trPr>
+          <w:cantSplit/>
+        </w:trPr>
+        <w:tc>
+          <w:tcPr>
+            <w:tcW w:type="dxa" w:w="1311"/>
+            <w:tcBorders>
+              <w:top w:val="single" w:color="9AA1AC" w:sz="4"/>
+              <w:left w:val="single" w:color="9AA1AC" w:sz="4"/>
+              <w:bottom w:val="single" w:color="9AA1AC" w:sz="4"/>
+              <w:right w:val="single" w:color="9AA1AC" w:sz="4"/>
+            </w:tcBorders>
+            <w:tcMar>
+              <w:top w:type="dxa" w:w="60"/>
+              <w:left w:type="dxa" w:w="90"/>
+              <w:bottom w:type="dxa" w:w="60"/>
+              <w:right w:type="dxa" w:w="90"/>
+            </w:tcMar>
+          </w:tcPr>
+          <w:p>
+            <w:pPr>
+              <w:spacing w:after="40"/>
+            </w:pPr>
+            <w:r>
+              <w:rPr>
+                <w:sz w:val="18"/>
+                <w:szCs w:val="18"/>
+              </w:rPr>
+              <w:t xml:space="preserve">올림픽 표어(일반형)</w:t>
+            </w:r>
+          </w:p>
+        </w:tc>
+        <w:tc>
+          <w:tcPr>
+            <w:tcW w:type="dxa" w:w="1457"/>
+            <w:tcBorders>
+              <w:top w:val="single" w:color="9AA1AC" w:sz="4"/>
+              <w:left w:val="single" w:color="9AA1AC" w:sz="4"/>
+              <w:bottom w:val="single" w:color="9AA1AC" w:sz="4"/>
+              <w:right w:val="single" w:color="9AA1AC" w:sz="4"/>
+            </w:tcBorders>
+            <w:tcMar>
+              <w:top w:type="dxa" w:w="60"/>
+              <w:left w:type="dxa" w:w="90"/>
+              <w:bottom w:type="dxa" w:w="60"/>
+              <w:right w:type="dxa" w:w="90"/>
+            </w:tcMar>
+          </w:tcPr>
+          <w:p>
+            <w:pPr>
+              <w:spacing w:after="40"/>
+            </w:pPr>
+            <w:r>
+              <w:rPr>
+                <w:sz w:val="18"/>
+                <w:szCs w:val="18"/>
+              </w:rPr>
+              <w:t xml:space="preserve">표어: "선진국 시민답게, 올림픽 주인답게", "올림픽에 나라 크고, 나라 크면 나도 큰다". 슬로건: "선수는 경기 메달, 시민은 질서 메달". 포스터: "우리 모두 질서를". 1986년 배포 현수막 3,280매, 1987년 이후 정직·질서·친절 스티커 약 1,157만 장</w:t>
+            </w:r>
+          </w:p>
+        </w:tc>
+        <w:tc>
+          <w:tcPr>
+            <w:tcW w:type="dxa" w:w="6702"/>
+            <w:tcBorders>
+              <w:top w:val="single" w:color="9AA1AC" w:sz="4"/>
+              <w:left w:val="single" w:color="9AA1AC" w:sz="4"/>
+              <w:bottom w:val="single" w:color="9AA1AC" w:sz="4"/>
+              <w:right w:val="single" w:color="9AA1AC" w:sz="4"/>
+            </w:tcBorders>
+            <w:tcMar>
+              <w:top w:type="dxa" w:w="60"/>
+              <w:left w:type="dxa" w:w="90"/>
+              <w:bottom w:type="dxa" w:w="60"/>
+              <w:right w:type="dxa" w:w="90"/>
+            </w:tcMar>
+          </w:tcPr>
+          <w:p>
+            <w:pPr>
+              <w:spacing w:after="40"/>
+            </w:pPr>
+            <w:r>
+              <w:rPr>
+                <w:sz w:val="18"/>
+                <w:szCs w:val="18"/>
+              </w:rPr>
+              <w:t xml:space="preserve">같은 곳</w:t>
+            </w:r>
+          </w:p>
+        </w:tc>
+        <w:tc>
+          <w:tcPr>
+            <w:tcW w:type="dxa" w:w="5100"/>
+            <w:tcBorders>
+              <w:top w:val="single" w:color="9AA1AC" w:sz="4"/>
+              <w:left w:val="single" w:color="9AA1AC" w:sz="4"/>
+              <w:bottom w:val="single" w:color="9AA1AC" w:sz="4"/>
+              <w:right w:val="single" w:color="9AA1AC" w:sz="4"/>
+            </w:tcBorders>
+            <w:tcMar>
+              <w:top w:type="dxa" w:w="60"/>
+              <w:left w:type="dxa" w:w="90"/>
+              <w:bottom w:type="dxa" w:w="60"/>
+              <w:right w:type="dxa" w:w="90"/>
+            </w:tcMar>
+          </w:tcPr>
+          <w:p>
+            <w:pPr>
+              <w:spacing w:after="40"/>
+            </w:pPr>
+            <w:r>
+              <w:rPr>
+                <w:sz w:val="18"/>
+                <w:szCs w:val="18"/>
+              </w:rPr>
+              <w:t xml:space="preserve">거리 현수막·벽보 문구는 이 틀로 가공 문구를 지음. 공식 마스코트·엠블럼은 그리지 않음</w:t>
+            </w:r>
+          </w:p>
+        </w:tc>
+      </w:tr>
+      <w:tr>
+        <w:trPr>
+          <w:cantSplit/>
+        </w:trPr>
+        <w:tc>
+          <w:tcPr>
+            <w:tcW w:type="dxa" w:w="1311"/>
+            <w:tcBorders>
+              <w:top w:val="single" w:color="9AA1AC" w:sz="4"/>
+              <w:left w:val="single" w:color="9AA1AC" w:sz="4"/>
+              <w:bottom w:val="single" w:color="9AA1AC" w:sz="4"/>
+              <w:right w:val="single" w:color="9AA1AC" w:sz="4"/>
+            </w:tcBorders>
+            <w:tcMar>
+              <w:top w:type="dxa" w:w="60"/>
+              <w:left w:type="dxa" w:w="90"/>
+              <w:bottom w:type="dxa" w:w="60"/>
+              <w:right w:type="dxa" w:w="90"/>
+            </w:tcMar>
+          </w:tcPr>
+          <w:p>
+            <w:pPr>
+              <w:spacing w:after="40"/>
+            </w:pPr>
+            <w:r>
+              <w:rPr>
+                <w:sz w:val="18"/>
+                <w:szCs w:val="18"/>
+              </w:rPr>
+              <w:t xml:space="preserve">교복(중학생)</w:t>
+            </w:r>
+          </w:p>
+        </w:tc>
+        <w:tc>
+          <w:tcPr>
+            <w:tcW w:type="dxa" w:w="1457"/>
+            <w:tcBorders>
+              <w:top w:val="single" w:color="9AA1AC" w:sz="4"/>
+              <w:left w:val="single" w:color="9AA1AC" w:sz="4"/>
+              <w:bottom w:val="single" w:color="9AA1AC" w:sz="4"/>
+              <w:right w:val="single" w:color="9AA1AC" w:sz="4"/>
+            </w:tcBorders>
+            <w:tcMar>
+              <w:top w:type="dxa" w:w="60"/>
+              <w:left w:type="dxa" w:w="90"/>
+              <w:bottom w:type="dxa" w:w="60"/>
+              <w:right w:type="dxa" w:w="90"/>
+            </w:tcMar>
+          </w:tcPr>
+          <w:p>
+            <w:pPr>
+              <w:spacing w:after="40"/>
+            </w:pPr>
+            <w:r>
+              <w:rPr>
+                <w:sz w:val="18"/>
+                <w:szCs w:val="18"/>
+              </w:rPr>
+              <w:t xml:space="preserve">1983년 입학생부터 자유복 병행, 교모 폐지. 1986년 2학기부터 학교장 재량으로 교복·자유복 선택, 이후 교복 학교가 늘어 1993년 무렵 대부분 착용</w:t>
+            </w:r>
+          </w:p>
+        </w:tc>
+        <w:tc>
+          <w:tcPr>
+            <w:tcW w:type="dxa" w:w="6702"/>
+            <w:tcBorders>
+              <w:top w:val="single" w:color="9AA1AC" w:sz="4"/>
+              <w:left w:val="single" w:color="9AA1AC" w:sz="4"/>
+              <w:bottom w:val="single" w:color="9AA1AC" w:sz="4"/>
+              <w:right w:val="single" w:color="9AA1AC" w:sz="4"/>
+            </w:tcBorders>
+            <w:tcMar>
+              <w:top w:type="dxa" w:w="60"/>
+              <w:left w:type="dxa" w:w="90"/>
+              <w:bottom w:type="dxa" w:w="60"/>
+              <w:right w:type="dxa" w:w="90"/>
+            </w:tcMar>
+          </w:tcPr>
+          <w:p>
+            <w:pPr>
+              <w:spacing w:after="40"/>
+            </w:pPr>
+            <w:r>
+              <w:rPr>
+                <w:sz w:val="18"/>
+                <w:szCs w:val="18"/>
+              </w:rPr>
+              <w:t xml:space="preserve">[국가기록원 교복](https://theme.archives.go.kr/next/education2010/wear05.do), [한국교육신문](https://hangyo.com/mobile/article.html?no=85421)</w:t>
+            </w:r>
+          </w:p>
+        </w:tc>
+        <w:tc>
+          <w:tcPr>
+            <w:tcW w:type="dxa" w:w="5100"/>
+            <w:tcBorders>
+              <w:top w:val="single" w:color="9AA1AC" w:sz="4"/>
+              <w:left w:val="single" w:color="9AA1AC" w:sz="4"/>
+              <w:bottom w:val="single" w:color="9AA1AC" w:sz="4"/>
+              <w:right w:val="single" w:color="9AA1AC" w:sz="4"/>
+            </w:tcBorders>
+            <w:tcMar>
+              <w:top w:type="dxa" w:w="60"/>
+              <w:left w:type="dxa" w:w="90"/>
+              <w:bottom w:type="dxa" w:w="60"/>
+              <w:right w:type="dxa" w:w="90"/>
+            </w:tcMar>
+          </w:tcPr>
+          <w:p>
+            <w:pPr>
+              <w:spacing w:after="40"/>
+            </w:pPr>
+            <w:r>
+              <w:rPr>
+                <w:sz w:val="18"/>
+                <w:szCs w:val="18"/>
+              </w:rPr>
+              <w:t xml:space="preserve">1987~88 중학생은 학교마다 다름. 사복 또는 교복 모두 가능(G8에서 선택)</w:t>
+            </w:r>
+          </w:p>
+        </w:tc>
+      </w:tr>
+      <w:tr>
+        <w:trPr>
+          <w:cantSplit/>
+        </w:trPr>
+        <w:tc>
+          <w:tcPr>
+            <w:tcW w:type="dxa" w:w="1311"/>
+            <w:tcBorders>
+              <w:top w:val="single" w:color="9AA1AC" w:sz="4"/>
+              <w:left w:val="single" w:color="9AA1AC" w:sz="4"/>
+              <w:bottom w:val="single" w:color="9AA1AC" w:sz="4"/>
+              <w:right w:val="single" w:color="9AA1AC" w:sz="4"/>
+            </w:tcBorders>
+            <w:tcMar>
+              <w:top w:type="dxa" w:w="60"/>
+              <w:left w:type="dxa" w:w="90"/>
+              <w:bottom w:type="dxa" w:w="60"/>
+              <w:right w:type="dxa" w:w="90"/>
+            </w:tcMar>
+          </w:tcPr>
+          <w:p>
+            <w:pPr>
+              <w:spacing w:after="40"/>
+            </w:pPr>
+            <w:r>
+              <w:rPr>
+                <w:sz w:val="18"/>
+                <w:szCs w:val="18"/>
+              </w:rPr>
+              <w:t xml:space="preserve">교복(국민학생)</w:t>
+            </w:r>
+          </w:p>
+        </w:tc>
+        <w:tc>
+          <w:tcPr>
+            <w:tcW w:type="dxa" w:w="1457"/>
+            <w:tcBorders>
+              <w:top w:val="single" w:color="9AA1AC" w:sz="4"/>
+              <w:left w:val="single" w:color="9AA1AC" w:sz="4"/>
+              <w:bottom w:val="single" w:color="9AA1AC" w:sz="4"/>
+              <w:right w:val="single" w:color="9AA1AC" w:sz="4"/>
+            </w:tcBorders>
+            <w:tcMar>
+              <w:top w:type="dxa" w:w="60"/>
+              <w:left w:type="dxa" w:w="90"/>
+              <w:bottom w:type="dxa" w:w="60"/>
+              <w:right w:type="dxa" w:w="90"/>
+            </w:tcMar>
+          </w:tcPr>
+          <w:p>
+            <w:pPr>
+              <w:spacing w:after="40"/>
+            </w:pPr>
+            <w:r>
+              <w:rPr>
+                <w:sz w:val="18"/>
+                <w:szCs w:val="18"/>
+              </w:rPr>
+              <w:t xml:space="preserve">국민학교는 자유복, 교모 자유, 두발 자유형. 일부 사립학교만 교복</w:t>
+            </w:r>
+          </w:p>
+        </w:tc>
+        <w:tc>
+          <w:tcPr>
+            <w:tcW w:type="dxa" w:w="6702"/>
+            <w:tcBorders>
+              <w:top w:val="single" w:color="9AA1AC" w:sz="4"/>
+              <w:left w:val="single" w:color="9AA1AC" w:sz="4"/>
+              <w:bottom w:val="single" w:color="9AA1AC" w:sz="4"/>
+              <w:right w:val="single" w:color="9AA1AC" w:sz="4"/>
+            </w:tcBorders>
+            <w:tcMar>
+              <w:top w:type="dxa" w:w="60"/>
+              <w:left w:type="dxa" w:w="90"/>
+              <w:bottom w:type="dxa" w:w="60"/>
+              <w:right w:type="dxa" w:w="90"/>
+            </w:tcMar>
+          </w:tcPr>
+          <w:p>
+            <w:pPr>
+              <w:spacing w:after="40"/>
+            </w:pPr>
+            <w:r>
+              <w:rPr>
+                <w:sz w:val="18"/>
+                <w:szCs w:val="18"/>
+              </w:rPr>
+              <w:t xml:space="preserve">[국가기록원 교복](https://theme.archives.go.kr/next/education2010/wear05.do)</w:t>
+            </w:r>
+          </w:p>
+        </w:tc>
+        <w:tc>
+          <w:tcPr>
+            <w:tcW w:type="dxa" w:w="5100"/>
+            <w:tcBorders>
+              <w:top w:val="single" w:color="9AA1AC" w:sz="4"/>
+              <w:left w:val="single" w:color="9AA1AC" w:sz="4"/>
+              <w:bottom w:val="single" w:color="9AA1AC" w:sz="4"/>
+              <w:right w:val="single" w:color="9AA1AC" w:sz="4"/>
+            </w:tcBorders>
+            <w:tcMar>
+              <w:top w:type="dxa" w:w="60"/>
+              <w:left w:type="dxa" w:w="90"/>
+              <w:bottom w:type="dxa" w:w="60"/>
+              <w:right w:type="dxa" w:w="90"/>
+            </w:tcMar>
+          </w:tcPr>
+          <w:p>
+            <w:pPr>
+              <w:spacing w:after="40"/>
+            </w:pPr>
+            <w:r>
+              <w:rPr>
+                <w:sz w:val="18"/>
+                <w:szCs w:val="18"/>
+              </w:rPr>
+              <w:t xml:space="preserve">13세 주인공이 국민학생이면 사복</w:t>
+            </w:r>
+          </w:p>
+        </w:tc>
+      </w:tr>
+      <w:tr>
+        <w:trPr>
+          <w:cantSplit/>
+        </w:trPr>
+        <w:tc>
+          <w:tcPr>
+            <w:tcW w:type="dxa" w:w="1311"/>
+            <w:tcBorders>
+              <w:top w:val="single" w:color="9AA1AC" w:sz="4"/>
+              <w:left w:val="single" w:color="9AA1AC" w:sz="4"/>
+              <w:bottom w:val="single" w:color="9AA1AC" w:sz="4"/>
+              <w:right w:val="single" w:color="9AA1AC" w:sz="4"/>
+            </w:tcBorders>
+            <w:tcMar>
+              <w:top w:type="dxa" w:w="60"/>
+              <w:left w:type="dxa" w:w="90"/>
+              <w:bottom w:type="dxa" w:w="60"/>
+              <w:right w:type="dxa" w:w="90"/>
+            </w:tcMar>
+          </w:tcPr>
+          <w:p>
+            <w:pPr>
+              <w:spacing w:after="40"/>
+            </w:pPr>
+            <w:r>
+              <w:rPr>
+                <w:sz w:val="18"/>
+                <w:szCs w:val="18"/>
+              </w:rPr>
+              <w:t xml:space="preserve">두발</w:t>
+            </w:r>
+          </w:p>
+        </w:tc>
+        <w:tc>
+          <w:tcPr>
+            <w:tcW w:type="dxa" w:w="1457"/>
+            <w:tcBorders>
+              <w:top w:val="single" w:color="9AA1AC" w:sz="4"/>
+              <w:left w:val="single" w:color="9AA1AC" w:sz="4"/>
+              <w:bottom w:val="single" w:color="9AA1AC" w:sz="4"/>
+              <w:right w:val="single" w:color="9AA1AC" w:sz="4"/>
+            </w:tcBorders>
+            <w:tcMar>
+              <w:top w:type="dxa" w:w="60"/>
+              <w:left w:type="dxa" w:w="90"/>
+              <w:bottom w:type="dxa" w:w="60"/>
+              <w:right w:type="dxa" w:w="90"/>
+            </w:tcMar>
+          </w:tcPr>
+          <w:p>
+            <w:pPr>
+              <w:spacing w:after="40"/>
+            </w:pPr>
+            <w:r>
+              <w:rPr>
+                <w:sz w:val="18"/>
+                <w:szCs w:val="18"/>
+              </w:rPr>
+              <w:t xml:space="preserve">1978년 기준: 남학생 스포츠형 등, 여학생 단발·땋은 머리 등을 학교장이 정함. 1982년 무렵 두발 자유화 방침. 1987년 아이들의 실제 머리 모양은 미확인</w:t>
+            </w:r>
+          </w:p>
+        </w:tc>
+        <w:tc>
+          <w:tcPr>
+            <w:tcW w:type="dxa" w:w="6702"/>
+            <w:tcBorders>
+              <w:top w:val="single" w:color="9AA1AC" w:sz="4"/>
+              <w:left w:val="single" w:color="9AA1AC" w:sz="4"/>
+              <w:bottom w:val="single" w:color="9AA1AC" w:sz="4"/>
+              <w:right w:val="single" w:color="9AA1AC" w:sz="4"/>
+            </w:tcBorders>
+            <w:tcMar>
+              <w:top w:type="dxa" w:w="60"/>
+              <w:left w:type="dxa" w:w="90"/>
+              <w:bottom w:type="dxa" w:w="60"/>
+              <w:right w:type="dxa" w:w="90"/>
+            </w:tcMar>
+          </w:tcPr>
+          <w:p>
+            <w:pPr>
+              <w:spacing w:after="40"/>
+            </w:pPr>
+            <w:r>
+              <w:rPr>
+                <w:sz w:val="18"/>
+                <w:szCs w:val="18"/>
+              </w:rPr>
+              <w:t xml:space="preserve">같은 곳</w:t>
+            </w:r>
+          </w:p>
+        </w:tc>
+        <w:tc>
+          <w:tcPr>
+            <w:tcW w:type="dxa" w:w="5100"/>
+            <w:tcBorders>
+              <w:top w:val="single" w:color="9AA1AC" w:sz="4"/>
+              <w:left w:val="single" w:color="9AA1AC" w:sz="4"/>
+              <w:bottom w:val="single" w:color="9AA1AC" w:sz="4"/>
+              <w:right w:val="single" w:color="9AA1AC" w:sz="4"/>
+            </w:tcBorders>
+            <w:tcMar>
+              <w:top w:type="dxa" w:w="60"/>
+              <w:left w:type="dxa" w:w="90"/>
+              <w:bottom w:type="dxa" w:w="60"/>
+              <w:right w:type="dxa" w:w="90"/>
+            </w:tcMar>
+          </w:tcPr>
+          <w:p>
+            <w:pPr>
+              <w:spacing w:after="40"/>
+            </w:pPr>
+            <w:r>
+              <w:rPr>
+                <w:sz w:val="18"/>
+                <w:szCs w:val="18"/>
+              </w:rPr>
+              <w:t xml:space="preserve">단발·땋은 머리·짧은 머리 모두 가능(G8)</w:t>
+            </w:r>
+          </w:p>
+        </w:tc>
+      </w:tr>
+      <w:tr>
+        <w:trPr>
+          <w:cantSplit/>
+        </w:trPr>
+        <w:tc>
+          <w:tcPr>
+            <w:tcW w:type="dxa" w:w="1311"/>
+            <w:tcBorders>
+              <w:top w:val="single" w:color="9AA1AC" w:sz="4"/>
+              <w:left w:val="single" w:color="9AA1AC" w:sz="4"/>
+              <w:bottom w:val="single" w:color="9AA1AC" w:sz="4"/>
+              <w:right w:val="single" w:color="9AA1AC" w:sz="4"/>
+            </w:tcBorders>
+            <w:tcMar>
+              <w:top w:type="dxa" w:w="60"/>
+              <w:left w:type="dxa" w:w="90"/>
+              <w:bottom w:type="dxa" w:w="60"/>
+              <w:right w:type="dxa" w:w="90"/>
+            </w:tcMar>
+          </w:tcPr>
+          <w:p>
+            <w:pPr>
+              <w:spacing w:after="40"/>
+            </w:pPr>
+            <w:r>
+              <w:rPr>
+                <w:sz w:val="18"/>
+                <w:szCs w:val="18"/>
+              </w:rPr>
+              <w:t xml:space="preserve">포장마차 천막</w:t>
+            </w:r>
+          </w:p>
+        </w:tc>
+        <w:tc>
+          <w:tcPr>
+            <w:tcW w:type="dxa" w:w="1457"/>
+            <w:tcBorders>
+              <w:top w:val="single" w:color="9AA1AC" w:sz="4"/>
+              <w:left w:val="single" w:color="9AA1AC" w:sz="4"/>
+              <w:bottom w:val="single" w:color="9AA1AC" w:sz="4"/>
+              <w:right w:val="single" w:color="9AA1AC" w:sz="4"/>
+            </w:tcBorders>
+            <w:tcMar>
+              <w:top w:type="dxa" w:w="60"/>
+              <w:left w:type="dxa" w:w="90"/>
+              <w:bottom w:type="dxa" w:w="60"/>
+              <w:right w:type="dxa" w:w="90"/>
+            </w:tcMar>
+          </w:tcPr>
+          <w:p>
+            <w:pPr>
+              <w:spacing w:after="40"/>
+            </w:pPr>
+            <w:r>
+              <w:rPr>
+                <w:sz w:val="18"/>
+                <w:szCs w:val="18"/>
+              </w:rPr>
+              <w:t xml:space="preserve">덮개 있는 수레에서 나온 이름. 주황·빨강 비닐 천막을 사방에 드리우는 것이 전통적 모습(시기 표기 없음)</w:t>
+            </w:r>
+          </w:p>
+        </w:tc>
+        <w:tc>
+          <w:tcPr>
+            <w:tcW w:type="dxa" w:w="6702"/>
+            <w:tcBorders>
+              <w:top w:val="single" w:color="9AA1AC" w:sz="4"/>
+              <w:left w:val="single" w:color="9AA1AC" w:sz="4"/>
+              <w:bottom w:val="single" w:color="9AA1AC" w:sz="4"/>
+              <w:right w:val="single" w:color="9AA1AC" w:sz="4"/>
+            </w:tcBorders>
+            <w:tcMar>
+              <w:top w:type="dxa" w:w="60"/>
+              <w:left w:type="dxa" w:w="90"/>
+              <w:bottom w:type="dxa" w:w="60"/>
+              <w:right w:type="dxa" w:w="90"/>
+            </w:tcMar>
+          </w:tcPr>
+          <w:p>
+            <w:pPr>
+              <w:spacing w:after="40"/>
+            </w:pPr>
+            <w:r>
+              <w:rPr>
+                <w:sz w:val="18"/>
+                <w:szCs w:val="18"/>
+              </w:rPr>
+              <w:t xml:space="preserve">[Wikipedia Pojangmacha](https://en.wikipedia.org/wiki/Pojangmacha)</w:t>
+            </w:r>
+          </w:p>
+        </w:tc>
+        <w:tc>
+          <w:tcPr>
+            <w:tcW w:type="dxa" w:w="5100"/>
+            <w:tcBorders>
+              <w:top w:val="single" w:color="9AA1AC" w:sz="4"/>
+              <w:left w:val="single" w:color="9AA1AC" w:sz="4"/>
+              <w:bottom w:val="single" w:color="9AA1AC" w:sz="4"/>
+              <w:right w:val="single" w:color="9AA1AC" w:sz="4"/>
+            </w:tcBorders>
+            <w:tcMar>
+              <w:top w:type="dxa" w:w="60"/>
+              <w:left w:type="dxa" w:w="90"/>
+              <w:bottom w:type="dxa" w:w="60"/>
+              <w:right w:type="dxa" w:w="90"/>
+            </w:tcMar>
+          </w:tcPr>
+          <w:p>
+            <w:pPr>
+              <w:spacing w:after="40"/>
+            </w:pPr>
+            <w:r>
+              <w:rPr>
+                <w:sz w:val="18"/>
+                <w:szCs w:val="18"/>
+              </w:rPr>
+              <w:t xml:space="preserve">함순례 국밥집 천막 색 후보(주황·빨강 비닐). 1987년 적용은 추측</w:t>
+            </w:r>
+          </w:p>
+        </w:tc>
+      </w:tr>
+      <w:tr>
+        <w:trPr>
+          <w:cantSplit/>
+        </w:trPr>
+        <w:tc>
+          <w:tcPr>
+            <w:tcW w:type="dxa" w:w="1311"/>
+            <w:tcBorders>
+              <w:top w:val="single" w:color="9AA1AC" w:sz="4"/>
+              <w:left w:val="single" w:color="9AA1AC" w:sz="4"/>
+              <w:bottom w:val="single" w:color="9AA1AC" w:sz="4"/>
+              <w:right w:val="single" w:color="9AA1AC" w:sz="4"/>
+            </w:tcBorders>
+            <w:tcMar>
+              <w:top w:type="dxa" w:w="60"/>
+              <w:left w:type="dxa" w:w="90"/>
+              <w:bottom w:type="dxa" w:w="60"/>
+              <w:right w:type="dxa" w:w="90"/>
+            </w:tcMar>
+          </w:tcPr>
+          <w:p>
+            <w:pPr>
+              <w:spacing w:after="40"/>
+            </w:pPr>
+            <w:r>
+              <w:rPr>
+                <w:sz w:val="18"/>
+                <w:szCs w:val="18"/>
+              </w:rPr>
+              <w:t xml:space="preserve">1970~80년대 간판 글씨</w:t>
+            </w:r>
+          </w:p>
+        </w:tc>
+        <w:tc>
+          <w:tcPr>
+            <w:tcW w:type="dxa" w:w="1457"/>
+            <w:tcBorders>
+              <w:top w:val="single" w:color="9AA1AC" w:sz="4"/>
+              <w:left w:val="single" w:color="9AA1AC" w:sz="4"/>
+              <w:bottom w:val="single" w:color="9AA1AC" w:sz="4"/>
+              <w:right w:val="single" w:color="9AA1AC" w:sz="4"/>
+            </w:tcBorders>
+            <w:tcMar>
+              <w:top w:type="dxa" w:w="60"/>
+              <w:left w:type="dxa" w:w="90"/>
+              <w:bottom w:type="dxa" w:w="60"/>
+              <w:right w:type="dxa" w:w="90"/>
+            </w:tcMar>
+          </w:tcPr>
+          <w:p>
+            <w:pPr>
+              <w:spacing w:after="40"/>
+            </w:pPr>
+            <w:r>
+              <w:rPr>
+                <w:sz w:val="18"/>
+                <w:szCs w:val="18"/>
+              </w:rPr>
+              <w:t xml:space="preserve">국립민속박물관 '추억의 거리'가 1970~80년대 서울 골목(다방, 이발관, 전파사, 목욕탕 등)을 재현하고, 그 시대 간판 글씨를 참고해 안내판 글씨를 만듦</w:t>
+            </w:r>
+          </w:p>
+        </w:tc>
+        <w:tc>
+          <w:tcPr>
+            <w:tcW w:type="dxa" w:w="6702"/>
+            <w:tcBorders>
+              <w:top w:val="single" w:color="9AA1AC" w:sz="4"/>
+              <w:left w:val="single" w:color="9AA1AC" w:sz="4"/>
+              <w:bottom w:val="single" w:color="9AA1AC" w:sz="4"/>
+              <w:right w:val="single" w:color="9AA1AC" w:sz="4"/>
+            </w:tcBorders>
+            <w:tcMar>
+              <w:top w:type="dxa" w:w="60"/>
+              <w:left w:type="dxa" w:w="90"/>
+              <w:bottom w:type="dxa" w:w="60"/>
+              <w:right w:type="dxa" w:w="90"/>
+            </w:tcMar>
+          </w:tcPr>
+          <w:p>
+            <w:pPr>
+              <w:spacing w:after="40"/>
+            </w:pPr>
+            <w:r>
+              <w:rPr>
+                <w:sz w:val="18"/>
+                <w:szCs w:val="18"/>
+              </w:rPr>
+              <w:t xml:space="preserve">[경향신문 2023](https://www.khan.co.kr/article/202311092033015)</w:t>
+            </w:r>
+          </w:p>
+        </w:tc>
+        <w:tc>
+          <w:tcPr>
+            <w:tcW w:type="dxa" w:w="5100"/>
+            <w:tcBorders>
+              <w:top w:val="single" w:color="9AA1AC" w:sz="4"/>
+              <w:left w:val="single" w:color="9AA1AC" w:sz="4"/>
+              <w:bottom w:val="single" w:color="9AA1AC" w:sz="4"/>
+              <w:right w:val="single" w:color="9AA1AC" w:sz="4"/>
+            </w:tcBorders>
+            <w:tcMar>
+              <w:top w:type="dxa" w:w="60"/>
+              <w:left w:type="dxa" w:w="90"/>
+              <w:bottom w:type="dxa" w:w="60"/>
+              <w:right w:type="dxa" w:w="90"/>
+            </w:tcMar>
+          </w:tcPr>
+          <w:p>
+            <w:pPr>
+              <w:spacing w:after="40"/>
+            </w:pPr>
+            <w:r>
+              <w:rPr>
+                <w:sz w:val="18"/>
+                <w:szCs w:val="18"/>
+              </w:rPr>
+              <w:t xml:space="preserve">간판 글씨 참고처. 고물상·전당포·국밥집 간판 실물은 미확인</w:t>
+            </w:r>
+          </w:p>
+        </w:tc>
+      </w:tr>
+      <w:tr>
+        <w:trPr>
+          <w:cantSplit/>
+        </w:trPr>
+        <w:tc>
+          <w:tcPr>
+            <w:tcW w:type="dxa" w:w="1311"/>
+            <w:tcBorders>
+              <w:top w:val="single" w:color="9AA1AC" w:sz="4"/>
+              <w:left w:val="single" w:color="9AA1AC" w:sz="4"/>
+              <w:bottom w:val="single" w:color="9AA1AC" w:sz="4"/>
+              <w:right w:val="single" w:color="9AA1AC" w:sz="4"/>
+            </w:tcBorders>
+            <w:tcMar>
+              <w:top w:type="dxa" w:w="60"/>
+              <w:left w:type="dxa" w:w="90"/>
+              <w:bottom w:type="dxa" w:w="60"/>
+              <w:right w:type="dxa" w:w="90"/>
+            </w:tcMar>
+          </w:tcPr>
+          <w:p>
+            <w:pPr>
+              <w:spacing w:after="40"/>
+            </w:pPr>
+            <w:r>
+              <w:rPr>
+                <w:sz w:val="18"/>
+                <w:szCs w:val="18"/>
+              </w:rPr>
+              <w:t xml:space="preserve">카테우라 악기(전시 목록)</w:t>
+            </w:r>
+          </w:p>
+        </w:tc>
+        <w:tc>
+          <w:tcPr>
+            <w:tcW w:type="dxa" w:w="1457"/>
+            <w:tcBorders>
+              <w:top w:val="single" w:color="9AA1AC" w:sz="4"/>
+              <w:left w:val="single" w:color="9AA1AC" w:sz="4"/>
+              <w:bottom w:val="single" w:color="9AA1AC" w:sz="4"/>
+              <w:right w:val="single" w:color="9AA1AC" w:sz="4"/>
+            </w:tcBorders>
+            <w:tcMar>
+              <w:top w:type="dxa" w:w="60"/>
+              <w:left w:type="dxa" w:w="90"/>
+              <w:bottom w:type="dxa" w:w="60"/>
+              <w:right w:type="dxa" w:w="90"/>
+            </w:tcMar>
+          </w:tcPr>
+          <w:p>
+            <w:pPr>
+              <w:spacing w:after="40"/>
+            </w:pPr>
+            <w:r>
+              <w:rPr>
+                <w:sz w:val="18"/>
+                <w:szCs w:val="18"/>
+              </w:rPr>
+              <w:t xml:space="preserve">미국 피닉스 악기박물관(MIM) 전시품 목록: 플루트(주석 수도관·고무·동전·자물쇠 조각·숟가락 손잡이), 로터리 트럼펫(재활용 금속·동전·포크 손잡이), 콘트라베이스(금속 통·볼트·재활용 나무 지판과 머리), 바이올린(금속 접착제 통·포크·재활용 나무), 비올라(금속 페인트 통·포크·재활용 나무), 기타(고구마잼 깡통·나무 목과 줄감개·나일론 줄). 사진 CC BY 2.0. 목록의 제작 연도 일부는 오기로 보여 쓰지 않음</w:t>
+            </w:r>
+          </w:p>
+        </w:tc>
+        <w:tc>
+          <w:tcPr>
+            <w:tcW w:type="dxa" w:w="6702"/>
+            <w:tcBorders>
+              <w:top w:val="single" w:color="9AA1AC" w:sz="4"/>
+              <w:left w:val="single" w:color="9AA1AC" w:sz="4"/>
+              <w:bottom w:val="single" w:color="9AA1AC" w:sz="4"/>
+              <w:right w:val="single" w:color="9AA1AC" w:sz="4"/>
+            </w:tcBorders>
+            <w:tcMar>
+              <w:top w:type="dxa" w:w="60"/>
+              <w:left w:type="dxa" w:w="90"/>
+              <w:bottom w:type="dxa" w:w="60"/>
+              <w:right w:type="dxa" w:w="90"/>
+            </w:tcMar>
+          </w:tcPr>
+          <w:p>
+            <w:pPr>
+              <w:spacing w:after="40"/>
+            </w:pPr>
+            <w:r>
+              <w:rPr>
+                <w:sz w:val="18"/>
+                <w:szCs w:val="18"/>
+              </w:rPr>
+              <w:t xml:space="preserve">[Wikimedia Commons](https://commons.wikimedia.org/wiki/File:Instruments_made_from_recycled_metal_(14350937984).jpg)</w:t>
+            </w:r>
+          </w:p>
+        </w:tc>
+        <w:tc>
+          <w:tcPr>
+            <w:tcW w:type="dxa" w:w="5100"/>
+            <w:tcBorders>
+              <w:top w:val="single" w:color="9AA1AC" w:sz="4"/>
+              <w:left w:val="single" w:color="9AA1AC" w:sz="4"/>
+              <w:bottom w:val="single" w:color="9AA1AC" w:sz="4"/>
+              <w:right w:val="single" w:color="9AA1AC" w:sz="4"/>
+            </w:tcBorders>
+            <w:tcMar>
+              <w:top w:type="dxa" w:w="60"/>
+              <w:left w:type="dxa" w:w="90"/>
+              <w:bottom w:type="dxa" w:w="60"/>
+              <w:right w:type="dxa" w:w="90"/>
+            </w:tcMar>
+          </w:tcPr>
+          <w:p>
+            <w:pPr>
+              <w:spacing w:after="40"/>
+            </w:pPr>
+            <w:r>
+              <w:rPr>
+                <w:sz w:val="18"/>
+                <w:szCs w:val="18"/>
+              </w:rPr>
+              <w:t xml:space="preserve">몸통은 원통형 금속 통 그대로, 목·머리·줄감개는 재활용 나무, 꼬리 부분은 포크. 깡통 바이올린 디자인 원칙(G8)</w:t>
+            </w:r>
+          </w:p>
+        </w:tc>
+      </w:tr>
+      <w:tr>
+        <w:trPr>
+          <w:cantSplit/>
+        </w:trPr>
+        <w:tc>
+          <w:tcPr>
+            <w:tcW w:type="dxa" w:w="1311"/>
+            <w:tcBorders>
+              <w:top w:val="single" w:color="9AA1AC" w:sz="4"/>
+              <w:left w:val="single" w:color="9AA1AC" w:sz="4"/>
+              <w:bottom w:val="single" w:color="9AA1AC" w:sz="4"/>
+              <w:right w:val="single" w:color="9AA1AC" w:sz="4"/>
+            </w:tcBorders>
+            <w:tcMar>
+              <w:top w:type="dxa" w:w="60"/>
+              <w:left w:type="dxa" w:w="90"/>
+              <w:bottom w:type="dxa" w:w="60"/>
+              <w:right w:type="dxa" w:w="90"/>
+            </w:tcMar>
+          </w:tcPr>
+          <w:p>
+            <w:pPr>
+              <w:spacing w:after="40"/>
+            </w:pPr>
+            <w:r>
+              <w:rPr>
+                <w:sz w:val="18"/>
+                <w:szCs w:val="18"/>
+              </w:rPr>
+              <w:t xml:space="preserve">카테우라 악기(그 밖)</w:t>
+            </w:r>
+          </w:p>
+        </w:tc>
+        <w:tc>
+          <w:tcPr>
+            <w:tcW w:type="dxa" w:w="1457"/>
+            <w:tcBorders>
+              <w:top w:val="single" w:color="9AA1AC" w:sz="4"/>
+              <w:left w:val="single" w:color="9AA1AC" w:sz="4"/>
+              <w:bottom w:val="single" w:color="9AA1AC" w:sz="4"/>
+              <w:right w:val="single" w:color="9AA1AC" w:sz="4"/>
+            </w:tcBorders>
+            <w:tcMar>
+              <w:top w:type="dxa" w:w="60"/>
+              <w:left w:type="dxa" w:w="90"/>
+              <w:bottom w:type="dxa" w:w="60"/>
+              <w:right w:type="dxa" w:w="90"/>
+            </w:tcMar>
+          </w:tcPr>
+          <w:p>
+            <w:pPr>
+              <w:spacing w:after="40"/>
+            </w:pPr>
+            <w:r>
+              <w:rPr>
+                <w:sz w:val="18"/>
+                <w:szCs w:val="18"/>
+              </w:rPr>
+              <w:t xml:space="preserve">페인트통과 베이킹 트레이로 만든 바이올린, 첼로 줄감개는 헤어브러시·숟가락 손잡이, 팀파니는 플라스틱 그릇, 트럼펫은 빗물관</w:t>
+            </w:r>
+          </w:p>
+        </w:tc>
+        <w:tc>
+          <w:tcPr>
+            <w:tcW w:type="dxa" w:w="6702"/>
+            <w:tcBorders>
+              <w:top w:val="single" w:color="9AA1AC" w:sz="4"/>
+              <w:left w:val="single" w:color="9AA1AC" w:sz="4"/>
+              <w:bottom w:val="single" w:color="9AA1AC" w:sz="4"/>
+              <w:right w:val="single" w:color="9AA1AC" w:sz="4"/>
+            </w:tcBorders>
+            <w:tcMar>
+              <w:top w:type="dxa" w:w="60"/>
+              <w:left w:type="dxa" w:w="90"/>
+              <w:bottom w:type="dxa" w:w="60"/>
+              <w:right w:type="dxa" w:w="90"/>
+            </w:tcMar>
+          </w:tcPr>
+          <w:p>
+            <w:pPr>
+              <w:spacing w:after="40"/>
+            </w:pPr>
+            <w:r>
+              <w:rPr>
+                <w:sz w:val="18"/>
+                <w:szCs w:val="18"/>
+              </w:rPr>
+              <w:t xml:space="preserve">[Thomann 블로그](https://www.thomannmusic.com/blog/inspire/landfill-melodies)</w:t>
+            </w:r>
+          </w:p>
+        </w:tc>
+        <w:tc>
+          <w:tcPr>
+            <w:tcW w:type="dxa" w:w="5100"/>
+            <w:tcBorders>
+              <w:top w:val="single" w:color="9AA1AC" w:sz="4"/>
+              <w:left w:val="single" w:color="9AA1AC" w:sz="4"/>
+              <w:bottom w:val="single" w:color="9AA1AC" w:sz="4"/>
+              <w:right w:val="single" w:color="9AA1AC" w:sz="4"/>
+            </w:tcBorders>
+            <w:tcMar>
+              <w:top w:type="dxa" w:w="60"/>
+              <w:left w:type="dxa" w:w="90"/>
+              <w:bottom w:type="dxa" w:w="60"/>
+              <w:right w:type="dxa" w:w="90"/>
+            </w:tcMar>
+          </w:tcPr>
+          <w:p>
+            <w:pPr>
+              <w:spacing w:after="40"/>
+            </w:pPr>
+            <w:r>
+              <w:rPr>
+                <w:sz w:val="18"/>
+                <w:szCs w:val="18"/>
+              </w:rPr>
+              <w:t xml:space="preserve">소품 재료 목록 확장</w:t>
+            </w:r>
+          </w:p>
+        </w:tc>
+      </w:tr>
+      <w:tr>
+        <w:trPr>
+          <w:cantSplit/>
+        </w:trPr>
+        <w:tc>
+          <w:tcPr>
+            <w:tcW w:type="dxa" w:w="1311"/>
+            <w:tcBorders>
+              <w:top w:val="single" w:color="9AA1AC" w:sz="4"/>
+              <w:left w:val="single" w:color="9AA1AC" w:sz="4"/>
+              <w:bottom w:val="single" w:color="9AA1AC" w:sz="4"/>
+              <w:right w:val="single" w:color="9AA1AC" w:sz="4"/>
+            </w:tcBorders>
+            <w:tcMar>
+              <w:top w:type="dxa" w:w="60"/>
+              <w:left w:type="dxa" w:w="90"/>
+              <w:bottom w:type="dxa" w:w="60"/>
+              <w:right w:type="dxa" w:w="90"/>
+            </w:tcMar>
+          </w:tcPr>
+          <w:p>
+            <w:pPr>
+              <w:spacing w:after="40"/>
+            </w:pPr>
+            <w:r>
+              <w:rPr>
+                <w:sz w:val="18"/>
+                <w:szCs w:val="18"/>
+              </w:rPr>
+              <w:t xml:space="preserve">카테우라 북</w:t>
+            </w:r>
+          </w:p>
+        </w:tc>
+        <w:tc>
+          <w:tcPr>
+            <w:tcW w:type="dxa" w:w="1457"/>
+            <w:tcBorders>
+              <w:top w:val="single" w:color="9AA1AC" w:sz="4"/>
+              <w:left w:val="single" w:color="9AA1AC" w:sz="4"/>
+              <w:bottom w:val="single" w:color="9AA1AC" w:sz="4"/>
+              <w:right w:val="single" w:color="9AA1AC" w:sz="4"/>
+            </w:tcBorders>
+            <w:tcMar>
+              <w:top w:type="dxa" w:w="60"/>
+              <w:left w:type="dxa" w:w="90"/>
+              <w:bottom w:type="dxa" w:w="60"/>
+              <w:right w:type="dxa" w:w="90"/>
+            </w:tcMar>
+          </w:tcPr>
+          <w:p>
+            <w:pPr>
+              <w:spacing w:after="40"/>
+            </w:pPr>
+            <w:r>
+              <w:rPr>
+                <w:sz w:val="18"/>
+                <w:szCs w:val="18"/>
+              </w:rPr>
+              <w:t xml:space="preserve">X선 필름 북 가죽을 포장 테이프로 잔뜩 감아 고정</w:t>
+            </w:r>
+          </w:p>
+        </w:tc>
+        <w:tc>
+          <w:tcPr>
+            <w:tcW w:type="dxa" w:w="6702"/>
+            <w:tcBorders>
+              <w:top w:val="single" w:color="9AA1AC" w:sz="4"/>
+              <w:left w:val="single" w:color="9AA1AC" w:sz="4"/>
+              <w:bottom w:val="single" w:color="9AA1AC" w:sz="4"/>
+              <w:right w:val="single" w:color="9AA1AC" w:sz="4"/>
+            </w:tcBorders>
+            <w:tcMar>
+              <w:top w:type="dxa" w:w="60"/>
+              <w:left w:type="dxa" w:w="90"/>
+              <w:bottom w:type="dxa" w:w="60"/>
+              <w:right w:type="dxa" w:w="90"/>
+            </w:tcMar>
+          </w:tcPr>
+          <w:p>
+            <w:pPr>
+              <w:spacing w:after="40"/>
+            </w:pPr>
+            <w:r>
+              <w:rPr>
+                <w:sz w:val="18"/>
+                <w:szCs w:val="18"/>
+              </w:rPr>
+              <w:t xml:space="preserve">[Michigan Public(NPR 재게재)](https://www.michiganpublic.org/2016-09-14/from-trash-to-triumph-the-recycled-orchestra)</w:t>
+            </w:r>
+          </w:p>
+        </w:tc>
+        <w:tc>
+          <w:tcPr>
+            <w:tcW w:type="dxa" w:w="5100"/>
+            <w:tcBorders>
+              <w:top w:val="single" w:color="9AA1AC" w:sz="4"/>
+              <w:left w:val="single" w:color="9AA1AC" w:sz="4"/>
+              <w:bottom w:val="single" w:color="9AA1AC" w:sz="4"/>
+              <w:right w:val="single" w:color="9AA1AC" w:sz="4"/>
+            </w:tcBorders>
+            <w:tcMar>
+              <w:top w:type="dxa" w:w="60"/>
+              <w:left w:type="dxa" w:w="90"/>
+              <w:bottom w:type="dxa" w:w="60"/>
+              <w:right w:type="dxa" w:w="90"/>
+            </w:tcMar>
+          </w:tcPr>
+          <w:p>
+            <w:pPr>
+              <w:spacing w:after="40"/>
+            </w:pPr>
+            <w:r>
+              <w:rPr>
+                <w:sz w:val="18"/>
+                <w:szCs w:val="18"/>
+              </w:rPr>
+              <w:t xml:space="preserve">북 테두리에 테이프가 겹겹이 보이게</w:t>
+            </w:r>
+          </w:p>
+        </w:tc>
+      </w:tr>
+      <w:tr>
+        <w:trPr>
+          <w:cantSplit/>
+        </w:trPr>
+        <w:tc>
+          <w:tcPr>
+            <w:tcW w:type="dxa" w:w="1311"/>
+            <w:tcBorders>
+              <w:top w:val="single" w:color="9AA1AC" w:sz="4"/>
+              <w:left w:val="single" w:color="9AA1AC" w:sz="4"/>
+              <w:bottom w:val="single" w:color="9AA1AC" w:sz="4"/>
+              <w:right w:val="single" w:color="9AA1AC" w:sz="4"/>
+            </w:tcBorders>
+            <w:tcMar>
+              <w:top w:type="dxa" w:w="60"/>
+              <w:left w:type="dxa" w:w="90"/>
+              <w:bottom w:type="dxa" w:w="60"/>
+              <w:right w:type="dxa" w:w="90"/>
+            </w:tcMar>
+          </w:tcPr>
+          <w:p>
+            <w:pPr>
+              <w:spacing w:after="40"/>
+            </w:pPr>
+            <w:r>
+              <w:rPr>
+                <w:sz w:val="18"/>
+                <w:szCs w:val="18"/>
+              </w:rPr>
+              <w:t xml:space="preserve">카테우라 악기 색·크기</w:t>
+            </w:r>
+          </w:p>
+        </w:tc>
+        <w:tc>
+          <w:tcPr>
+            <w:tcW w:type="dxa" w:w="1457"/>
+            <w:tcBorders>
+              <w:top w:val="single" w:color="9AA1AC" w:sz="4"/>
+              <w:left w:val="single" w:color="9AA1AC" w:sz="4"/>
+              <w:bottom w:val="single" w:color="9AA1AC" w:sz="4"/>
+              <w:right w:val="single" w:color="9AA1AC" w:sz="4"/>
+            </w:tcBorders>
+            <w:tcMar>
+              <w:top w:type="dxa" w:w="60"/>
+              <w:left w:type="dxa" w:w="90"/>
+              <w:bottom w:type="dxa" w:w="60"/>
+              <w:right w:type="dxa" w:w="90"/>
+            </w:tcMar>
+          </w:tcPr>
+          <w:p>
+            <w:pPr>
+              <w:spacing w:after="40"/>
+            </w:pPr>
+            <w:r>
+              <w:rPr>
+                <w:sz w:val="18"/>
+                <w:szCs w:val="18"/>
+              </w:rPr>
+              <w:t xml:space="preserve">확인한 출처 어디에도 색·크기 서술 없음</w:t>
+            </w:r>
+          </w:p>
+        </w:tc>
+        <w:tc>
+          <w:tcPr>
+            <w:tcW w:type="dxa" w:w="6702"/>
+            <w:tcBorders>
+              <w:top w:val="single" w:color="9AA1AC" w:sz="4"/>
+              <w:left w:val="single" w:color="9AA1AC" w:sz="4"/>
+              <w:bottom w:val="single" w:color="9AA1AC" w:sz="4"/>
+              <w:right w:val="single" w:color="9AA1AC" w:sz="4"/>
+            </w:tcBorders>
+            <w:tcMar>
+              <w:top w:type="dxa" w:w="60"/>
+              <w:left w:type="dxa" w:w="90"/>
+              <w:bottom w:type="dxa" w:w="60"/>
+              <w:right w:type="dxa" w:w="90"/>
+            </w:tcMar>
+          </w:tcPr>
+          <w:p>
+            <w:pPr>
+              <w:spacing w:after="40"/>
+            </w:pPr>
+            <w:r>
+              <w:rPr>
+                <w:sz w:val="18"/>
+                <w:szCs w:val="18"/>
+              </w:rPr>
+              <w:t xml:space="preserve">미확인</w:t>
+            </w:r>
+          </w:p>
+        </w:tc>
+        <w:tc>
+          <w:tcPr>
+            <w:tcW w:type="dxa" w:w="5100"/>
+            <w:tcBorders>
+              <w:top w:val="single" w:color="9AA1AC" w:sz="4"/>
+              <w:left w:val="single" w:color="9AA1AC" w:sz="4"/>
+              <w:bottom w:val="single" w:color="9AA1AC" w:sz="4"/>
+              <w:right w:val="single" w:color="9AA1AC" w:sz="4"/>
+            </w:tcBorders>
+            <w:tcMar>
+              <w:top w:type="dxa" w:w="60"/>
+              <w:left w:type="dxa" w:w="90"/>
+              <w:bottom w:type="dxa" w:w="60"/>
+              <w:right w:type="dxa" w:w="90"/>
+            </w:tcMar>
+          </w:tcPr>
+          <w:p>
+            <w:pPr>
+              <w:spacing w:after="40"/>
+            </w:pPr>
+            <w:r>
+              <w:rPr>
+                <w:sz w:val="18"/>
+                <w:szCs w:val="18"/>
+              </w:rPr>
+              <w:t xml:space="preserve">크기는 일반 악기 크기를 따른다고 가정(추측). 사진은 위 Commons 링크로만 확인</w:t>
+            </w:r>
+          </w:p>
+        </w:tc>
+      </w:tr>
+      <w:tr>
+        <w:trPr>
+          <w:cantSplit/>
+        </w:trPr>
+        <w:tc>
+          <w:tcPr>
+            <w:tcW w:type="dxa" w:w="1311"/>
+            <w:tcBorders>
+              <w:top w:val="single" w:color="9AA1AC" w:sz="4"/>
+              <w:left w:val="single" w:color="9AA1AC" w:sz="4"/>
+              <w:bottom w:val="single" w:color="9AA1AC" w:sz="4"/>
+              <w:right w:val="single" w:color="9AA1AC" w:sz="4"/>
+            </w:tcBorders>
+            <w:tcMar>
+              <w:top w:type="dxa" w:w="60"/>
+              <w:left w:type="dxa" w:w="90"/>
+              <w:bottom w:type="dxa" w:w="60"/>
+              <w:right w:type="dxa" w:w="90"/>
+            </w:tcMar>
+          </w:tcPr>
+          <w:p>
+            <w:pPr>
+              <w:spacing w:after="40"/>
+            </w:pPr>
+            <w:r>
+              <w:rPr>
+                <w:sz w:val="18"/>
+                <w:szCs w:val="18"/>
+              </w:rPr>
+              <w:t xml:space="preserve">에필로그(2003 봄) 공원</w:t>
+            </w:r>
+          </w:p>
+        </w:tc>
+        <w:tc>
+          <w:tcPr>
+            <w:tcW w:type="dxa" w:w="1457"/>
+            <w:tcBorders>
+              <w:top w:val="single" w:color="9AA1AC" w:sz="4"/>
+              <w:left w:val="single" w:color="9AA1AC" w:sz="4"/>
+              <w:bottom w:val="single" w:color="9AA1AC" w:sz="4"/>
+              <w:right w:val="single" w:color="9AA1AC" w:sz="4"/>
+            </w:tcBorders>
+            <w:tcMar>
+              <w:top w:type="dxa" w:w="60"/>
+              <w:left w:type="dxa" w:w="90"/>
+              <w:bottom w:type="dxa" w:w="60"/>
+              <w:right w:type="dxa" w:w="90"/>
+            </w:tcMar>
+          </w:tcPr>
+          <w:p>
+            <w:pPr>
+              <w:spacing w:after="40"/>
+            </w:pPr>
+            <w:r>
+              <w:rPr>
+                <w:sz w:val="18"/>
+                <w:szCs w:val="18"/>
+              </w:rPr>
+              <w:t xml:space="preserve">2002-05 월드컵공원 개장. 하늘공원(제2매립지) 꼭대기는 억새·띠 초지, 나머지는 망초·개망초·붉은토끼풀 등 섞인 풀밭. 지그재그 진입계단은 2003-03에 이미 있음</w:t>
+            </w:r>
+          </w:p>
+        </w:tc>
+        <w:tc>
+          <w:tcPr>
+            <w:tcW w:type="dxa" w:w="6702"/>
+            <w:tcBorders>
+              <w:top w:val="single" w:color="9AA1AC" w:sz="4"/>
+              <w:left w:val="single" w:color="9AA1AC" w:sz="4"/>
+              <w:bottom w:val="single" w:color="9AA1AC" w:sz="4"/>
+              <w:right w:val="single" w:color="9AA1AC" w:sz="4"/>
+            </w:tcBorders>
+            <w:tcMar>
+              <w:top w:type="dxa" w:w="60"/>
+              <w:left w:type="dxa" w:w="90"/>
+              <w:bottom w:type="dxa" w:w="60"/>
+              <w:right w:type="dxa" w:w="90"/>
+            </w:tcMar>
+          </w:tcPr>
+          <w:p>
+            <w:pPr>
+              <w:spacing w:after="40"/>
+            </w:pPr>
+            <w:r>
+              <w:rPr>
+                <w:sz w:val="18"/>
+                <w:szCs w:val="18"/>
+              </w:rPr>
+              <w:t xml:space="preserve">[A] 발간사, 44~45쪽(하늘공원), '풀 이야기'(62쪽~), '무당벌레 이야기'(69쪽~)</w:t>
+            </w:r>
+          </w:p>
+        </w:tc>
+        <w:tc>
+          <w:tcPr>
+            <w:tcW w:type="dxa" w:w="5100"/>
+            <w:tcBorders>
+              <w:top w:val="single" w:color="9AA1AC" w:sz="4"/>
+              <w:left w:val="single" w:color="9AA1AC" w:sz="4"/>
+              <w:bottom w:val="single" w:color="9AA1AC" w:sz="4"/>
+              <w:right w:val="single" w:color="9AA1AC" w:sz="4"/>
+            </w:tcBorders>
+            <w:tcMar>
+              <w:top w:type="dxa" w:w="60"/>
+              <w:left w:type="dxa" w:w="90"/>
+              <w:bottom w:type="dxa" w:w="60"/>
+              <w:right w:type="dxa" w:w="90"/>
+            </w:tcMar>
+          </w:tcPr>
+          <w:p>
+            <w:pPr>
+              <w:spacing w:after="40"/>
+            </w:pPr>
+            <w:r>
+              <w:rPr>
+                <w:sz w:val="18"/>
+                <w:szCs w:val="18"/>
+              </w:rPr>
+              <w:t xml:space="preserve">2003 봄 언덕: 낮은 풀밭과 지그재그 계단. 억새 이삭은 가을 것이라 봄에는 그리지 않음(추측)</w:t>
+            </w:r>
+          </w:p>
+        </w:tc>
+      </w:tr>
+      <w:tr>
+        <w:trPr>
+          <w:cantSplit/>
+        </w:trPr>
+        <w:tc>
+          <w:tcPr>
+            <w:tcW w:type="dxa" w:w="1311"/>
+            <w:tcBorders>
+              <w:top w:val="single" w:color="9AA1AC" w:sz="4"/>
+              <w:left w:val="single" w:color="9AA1AC" w:sz="4"/>
+              <w:bottom w:val="single" w:color="9AA1AC" w:sz="4"/>
+              <w:right w:val="single" w:color="9AA1AC" w:sz="4"/>
+            </w:tcBorders>
+            <w:tcMar>
+              <w:top w:type="dxa" w:w="60"/>
+              <w:left w:type="dxa" w:w="90"/>
+              <w:bottom w:type="dxa" w:w="60"/>
+              <w:right w:type="dxa" w:w="90"/>
+            </w:tcMar>
+          </w:tcPr>
+          <w:p>
+            <w:pPr>
+              <w:spacing w:after="40"/>
+            </w:pPr>
+            <w:r>
+              <w:rPr>
+                <w:sz w:val="18"/>
+                <w:szCs w:val="18"/>
+              </w:rPr>
+              <w:t xml:space="preserve">에필로그 시설 시기</w:t>
+            </w:r>
+          </w:p>
+        </w:tc>
+        <w:tc>
+          <w:tcPr>
+            <w:tcW w:type="dxa" w:w="1457"/>
+            <w:tcBorders>
+              <w:top w:val="single" w:color="9AA1AC" w:sz="4"/>
+              <w:left w:val="single" w:color="9AA1AC" w:sz="4"/>
+              <w:bottom w:val="single" w:color="9AA1AC" w:sz="4"/>
+              <w:right w:val="single" w:color="9AA1AC" w:sz="4"/>
+            </w:tcBorders>
+            <w:tcMar>
+              <w:top w:type="dxa" w:w="60"/>
+              <w:left w:type="dxa" w:w="90"/>
+              <w:bottom w:type="dxa" w:w="60"/>
+              <w:right w:type="dxa" w:w="90"/>
+            </w:tcMar>
+          </w:tcPr>
+          <w:p>
+            <w:pPr>
+              <w:spacing w:after="40"/>
+            </w:pPr>
+            <w:r>
+              <w:rPr>
+                <w:sz w:val="18"/>
+                <w:szCs w:val="18"/>
+              </w:rPr>
+              <w:t xml:space="preserve">풍력발전기 5기, 노을공원 골프장, 가스 포집공 106개는 2006년 자료에만 나옴. 2003년 봄에 이미 있었는지는 미확인</w:t>
+            </w:r>
+          </w:p>
+        </w:tc>
+        <w:tc>
+          <w:tcPr>
+            <w:tcW w:type="dxa" w:w="6702"/>
+            <w:tcBorders>
+              <w:top w:val="single" w:color="9AA1AC" w:sz="4"/>
+              <w:left w:val="single" w:color="9AA1AC" w:sz="4"/>
+              <w:bottom w:val="single" w:color="9AA1AC" w:sz="4"/>
+              <w:right w:val="single" w:color="9AA1AC" w:sz="4"/>
+            </w:tcBorders>
+            <w:tcMar>
+              <w:top w:type="dxa" w:w="60"/>
+              <w:left w:type="dxa" w:w="90"/>
+              <w:bottom w:type="dxa" w:w="60"/>
+              <w:right w:type="dxa" w:w="90"/>
+            </w:tcMar>
+          </w:tcPr>
+          <w:p>
+            <w:pPr>
+              <w:spacing w:after="40"/>
+            </w:pPr>
+            <w:r>
+              <w:rPr>
+                <w:sz w:val="18"/>
+                <w:szCs w:val="18"/>
+              </w:rPr>
+              <w:t xml:space="preserve">[A] 30·44~47쪽</w:t>
+            </w:r>
+          </w:p>
+        </w:tc>
+        <w:tc>
+          <w:tcPr>
+            <w:tcW w:type="dxa" w:w="5100"/>
+            <w:tcBorders>
+              <w:top w:val="single" w:color="9AA1AC" w:sz="4"/>
+              <w:left w:val="single" w:color="9AA1AC" w:sz="4"/>
+              <w:bottom w:val="single" w:color="9AA1AC" w:sz="4"/>
+              <w:right w:val="single" w:color="9AA1AC" w:sz="4"/>
+            </w:tcBorders>
+            <w:tcMar>
+              <w:top w:type="dxa" w:w="60"/>
+              <w:left w:type="dxa" w:w="90"/>
+              <w:bottom w:type="dxa" w:w="60"/>
+              <w:right w:type="dxa" w:w="90"/>
+            </w:tcMar>
+          </w:tcPr>
+          <w:p>
+            <w:pPr>
+              <w:spacing w:after="40"/>
+            </w:pPr>
+            <w:r>
+              <w:rPr>
+                <w:sz w:val="18"/>
+                <w:szCs w:val="18"/>
+              </w:rPr>
+              <w:t xml:space="preserve">2003 장면에 풍차·골프장은 확인 전까지 그리지 않음</w:t>
+            </w:r>
+          </w:p>
+        </w:tc>
+      </w:tr>
+      <w:tr>
+        <w:trPr>
+          <w:cantSplit/>
+        </w:trPr>
+        <w:tc>
+          <w:tcPr>
+            <w:tcW w:type="dxa" w:w="1311"/>
+            <w:tcBorders>
+              <w:top w:val="single" w:color="9AA1AC" w:sz="4"/>
+              <w:left w:val="single" w:color="9AA1AC" w:sz="4"/>
+              <w:bottom w:val="single" w:color="9AA1AC" w:sz="4"/>
+              <w:right w:val="single" w:color="9AA1AC" w:sz="4"/>
+            </w:tcBorders>
+            <w:tcMar>
+              <w:top w:type="dxa" w:w="60"/>
+              <w:left w:type="dxa" w:w="90"/>
+              <w:bottom w:type="dxa" w:w="60"/>
+              <w:right w:type="dxa" w:w="90"/>
+            </w:tcMar>
+          </w:tcPr>
+          <w:p>
+            <w:pPr>
+              <w:spacing w:after="40"/>
+            </w:pPr>
+            <w:r>
+              <w:rPr>
+                <w:sz w:val="18"/>
+                <w:szCs w:val="18"/>
+              </w:rPr>
+              <w:t xml:space="preserve">갈매기·까마귀 등 새</w:t>
+            </w:r>
+          </w:p>
+        </w:tc>
+        <w:tc>
+          <w:tcPr>
+            <w:tcW w:type="dxa" w:w="1457"/>
+            <w:tcBorders>
+              <w:top w:val="single" w:color="9AA1AC" w:sz="4"/>
+              <w:left w:val="single" w:color="9AA1AC" w:sz="4"/>
+              <w:bottom w:val="single" w:color="9AA1AC" w:sz="4"/>
+              <w:right w:val="single" w:color="9AA1AC" w:sz="4"/>
+            </w:tcBorders>
+            <w:tcMar>
+              <w:top w:type="dxa" w:w="60"/>
+              <w:left w:type="dxa" w:w="90"/>
+              <w:bottom w:type="dxa" w:w="60"/>
+              <w:right w:type="dxa" w:w="90"/>
+            </w:tcMar>
+          </w:tcPr>
+          <w:p>
+            <w:pPr>
+              <w:spacing w:after="40"/>
+            </w:pPr>
+            <w:r>
+              <w:rPr>
+                <w:sz w:val="18"/>
+                <w:szCs w:val="18"/>
+              </w:rPr>
+              <w:t xml:space="preserve">매립 전(1970년대 말까지) 겨울에 고니·흰뺨검둥오리 등 철새 수만 마리. 매립 중 쓰레기 산의 새는 세 차례 검색으로 확인 못 함</w:t>
+            </w:r>
+          </w:p>
+        </w:tc>
+        <w:tc>
+          <w:tcPr>
+            <w:tcW w:type="dxa" w:w="6702"/>
+            <w:tcBorders>
+              <w:top w:val="single" w:color="9AA1AC" w:sz="4"/>
+              <w:left w:val="single" w:color="9AA1AC" w:sz="4"/>
+              <w:bottom w:val="single" w:color="9AA1AC" w:sz="4"/>
+              <w:right w:val="single" w:color="9AA1AC" w:sz="4"/>
+            </w:tcBorders>
+            <w:tcMar>
+              <w:top w:type="dxa" w:w="60"/>
+              <w:left w:type="dxa" w:w="90"/>
+              <w:bottom w:type="dxa" w:w="60"/>
+              <w:right w:type="dxa" w:w="90"/>
+            </w:tcMar>
+          </w:tcPr>
+          <w:p>
+            <w:pPr>
+              <w:spacing w:after="40"/>
+            </w:pPr>
+            <w:r>
+              <w:rPr>
+                <w:sz w:val="18"/>
+                <w:szCs w:val="18"/>
+              </w:rPr>
+              <w:t xml:space="preserve">[A] 12쪽</w:t>
+            </w:r>
+          </w:p>
+          <w:p>
+            <w:pPr>
+              <w:spacing w:after="40"/>
+            </w:pPr>
+            <w:r>
+              <w:rPr>
+                <w:sz w:val="18"/>
+                <w:szCs w:val="18"/>
+              </w:rPr>
+              <w:t xml:space="preserve">매립 중은 미확인</w:t>
+            </w:r>
+          </w:p>
+        </w:tc>
+        <w:tc>
+          <w:tcPr>
+            <w:tcW w:type="dxa" w:w="5100"/>
+            <w:tcBorders>
+              <w:top w:val="single" w:color="9AA1AC" w:sz="4"/>
+              <w:left w:val="single" w:color="9AA1AC" w:sz="4"/>
+              <w:bottom w:val="single" w:color="9AA1AC" w:sz="4"/>
+              <w:right w:val="single" w:color="9AA1AC" w:sz="4"/>
+            </w:tcBorders>
+            <w:tcMar>
+              <w:top w:type="dxa" w:w="60"/>
+              <w:left w:type="dxa" w:w="90"/>
+              <w:bottom w:type="dxa" w:w="60"/>
+              <w:right w:type="dxa" w:w="90"/>
+            </w:tcMar>
+          </w:tcPr>
+          <w:p>
+            <w:pPr>
+              <w:spacing w:after="40"/>
+            </w:pPr>
+            <w:r>
+              <w:rPr>
+                <w:sz w:val="18"/>
+                <w:szCs w:val="18"/>
+              </w:rPr>
+              <w:t xml:space="preserve">쓰레기 산 위 새 떼는 미확인이므로 가공 연출로 표시. 매립 전 철새는 '옛 섬' 회상 소재 후보</w:t>
+            </w:r>
+          </w:p>
+        </w:tc>
+      </w:tr>
+      <w:tr>
+        <w:trPr>
+          <w:cantSplit/>
+        </w:trPr>
+        <w:tc>
+          <w:tcPr>
+            <w:tcW w:type="dxa" w:w="1311"/>
+            <w:tcBorders>
+              <w:top w:val="single" w:color="9AA1AC" w:sz="4"/>
+              <w:left w:val="single" w:color="9AA1AC" w:sz="4"/>
+              <w:bottom w:val="single" w:color="9AA1AC" w:sz="4"/>
+              <w:right w:val="single" w:color="9AA1AC" w:sz="4"/>
+            </w:tcBorders>
+            <w:tcMar>
+              <w:top w:type="dxa" w:w="60"/>
+              <w:left w:type="dxa" w:w="90"/>
+              <w:bottom w:type="dxa" w:w="60"/>
+              <w:right w:type="dxa" w:w="90"/>
+            </w:tcMar>
+          </w:tcPr>
+          <w:p>
+            <w:pPr>
+              <w:spacing w:after="40"/>
+            </w:pPr>
+            <w:r>
+              <w:rPr>
+                <w:sz w:val="18"/>
+                <w:szCs w:val="18"/>
+              </w:rPr>
+              <w:t xml:space="preserve">계절별 모습</w:t>
+            </w:r>
+          </w:p>
+        </w:tc>
+        <w:tc>
+          <w:tcPr>
+            <w:tcW w:type="dxa" w:w="1457"/>
+            <w:tcBorders>
+              <w:top w:val="single" w:color="9AA1AC" w:sz="4"/>
+              <w:left w:val="single" w:color="9AA1AC" w:sz="4"/>
+              <w:bottom w:val="single" w:color="9AA1AC" w:sz="4"/>
+              <w:right w:val="single" w:color="9AA1AC" w:sz="4"/>
+            </w:tcBorders>
+            <w:tcMar>
+              <w:top w:type="dxa" w:w="60"/>
+              <w:left w:type="dxa" w:w="90"/>
+              <w:bottom w:type="dxa" w:w="60"/>
+              <w:right w:type="dxa" w:w="90"/>
+            </w:tcMar>
+          </w:tcPr>
+          <w:p>
+            <w:pPr>
+              <w:spacing w:after="40"/>
+            </w:pPr>
+            <w:r>
+              <w:rPr>
+                <w:sz w:val="18"/>
+                <w:szCs w:val="18"/>
+              </w:rPr>
+              <w:t xml:space="preserve">1980년대 난지도의 계절별 시각 자료는 확인 못 함</w:t>
+            </w:r>
+          </w:p>
+        </w:tc>
+        <w:tc>
+          <w:tcPr>
+            <w:tcW w:type="dxa" w:w="6702"/>
+            <w:tcBorders>
+              <w:top w:val="single" w:color="9AA1AC" w:sz="4"/>
+              <w:left w:val="single" w:color="9AA1AC" w:sz="4"/>
+              <w:bottom w:val="single" w:color="9AA1AC" w:sz="4"/>
+              <w:right w:val="single" w:color="9AA1AC" w:sz="4"/>
+            </w:tcBorders>
+            <w:tcMar>
+              <w:top w:type="dxa" w:w="60"/>
+              <w:left w:type="dxa" w:w="90"/>
+              <w:bottom w:type="dxa" w:w="60"/>
+              <w:right w:type="dxa" w:w="90"/>
+            </w:tcMar>
+          </w:tcPr>
+          <w:p>
+            <w:pPr>
+              <w:spacing w:after="40"/>
+            </w:pPr>
+            <w:r>
+              <w:rPr>
+                <w:sz w:val="18"/>
+                <w:szCs w:val="18"/>
+              </w:rPr>
+              <w:t xml:space="preserve">미확인</w:t>
+            </w:r>
+          </w:p>
+        </w:tc>
+        <w:tc>
+          <w:tcPr>
+            <w:tcW w:type="dxa" w:w="5100"/>
+            <w:tcBorders>
+              <w:top w:val="single" w:color="9AA1AC" w:sz="4"/>
+              <w:left w:val="single" w:color="9AA1AC" w:sz="4"/>
+              <w:bottom w:val="single" w:color="9AA1AC" w:sz="4"/>
+              <w:right w:val="single" w:color="9AA1AC" w:sz="4"/>
+            </w:tcBorders>
+            <w:tcMar>
+              <w:top w:type="dxa" w:w="60"/>
+              <w:left w:type="dxa" w:w="90"/>
+              <w:bottom w:type="dxa" w:w="60"/>
+              <w:right w:type="dxa" w:w="90"/>
+            </w:tcMar>
+          </w:tcPr>
+          <w:p>
+            <w:pPr>
+              <w:spacing w:after="40"/>
+            </w:pPr>
+            <w:r>
+              <w:rPr>
+                <w:sz w:val="18"/>
+                <w:szCs w:val="18"/>
+              </w:rPr>
+              <w:t xml:space="preserve">컬러 스크립트(G3)의 계절 설정을 따름</w:t>
+            </w:r>
+          </w:p>
+        </w:tc>
+      </w:tr>
+    </w:tbl>
+    <w:p>
+      <w:pPr>
+        <w:spacing w:after="120"/>
+      </w:pPr>
+    </w:p>
+    <w:p>
+      <w:pPr>
+        <w:spacing w:after="160" w:line="360"/>
+      </w:pPr>
+      <w:r>
+        <w:t xml:space="preserve">### 그림체에 주는 시사점
+</w:t>
+      </w:r>
+    </w:p>
+    <w:p>
+      <w:pPr>
+        <w:spacing w:after="160" w:line="360"/>
+      </w:pPr>
+      <w:r>
+        <w:t xml:space="preserve">- 사실: [A]의 매립 당시 사진들(연도 미상)은 공통으로 하늘이 맑지 않고 베이지·회백색으로 뿌옇다. 땅은 황토·회갈색에 흰 비닐·종이 점이 흩어져 있다. 해석: 바탕 팔레트는 '먼지 낀 회갈색·황토', 하늘은 순수한 파랑보다 탁한 베이지·회청 쪽이 맞다.
+</w:t>
+      </w:r>
+    </w:p>
+    <w:p>
+      <w:pPr>
+        <w:spacing w:after="160" w:line="360"/>
+      </w:pPr>
+      <w:r>
+        <w:t xml:space="preserve">- 사실: 사람들은 대체로 어둡고 두꺼운 옷을 입었고, 빨강·파랑 웃옷과 녹색 청소차가 드문드문 끼어 있다. 해석: 무채색 바탕에 작은 원색 점을 두는 방식이 사진의 느낌과 맞고, 주인공(또는 깡통 바이올린)에 강조색 하나를 주기 좋다.
+</w:t>
+      </w:r>
+    </w:p>
+    <w:p>
+      <w:pPr>
+        <w:spacing w:after="160" w:line="360"/>
+      </w:pPr>
+      <w:r>
+        <w:t xml:space="preserve">- 사실: 불은 잦았고(15년간 약 1,390회) 전선 태운 검은 연기도 있었다. 해석: 주황 불빛·검은 연기는 '위험'의 색으로 따로 두고, 희망 장면의 노을빛과 구분하는 편이 좋다(추측).
+</w:t>
+      </w:r>
+    </w:p>
+    <w:p>
+      <w:pPr>
+        <w:spacing w:after="160" w:line="360"/>
+      </w:pPr>
+      <w:r>
+        <w:t xml:space="preserve">- 사실: 쓰레기 산은 1986~92년에 올라간 평평한 꼭대기와 층진 비탈의 산이고, 송전탑과 트럭길이 보인다. 해석: 뾰족한 산이 아닌 '탁자 모양 실루엣'을 작품의 표지 같은 이미지로 쓸 수 있다.
+</w:t>
+      </w:r>
+    </w:p>
+    <w:p>
+      <w:pPr>
+        <w:spacing w:after="160" w:line="360"/>
+      </w:pPr>
+      <w:r>
+        <w:t xml:space="preserve">- 사실: 2003년 하늘공원은 억새·띠와 망초류 풀밭이었다. 해석: 에필로그는 같은 실루엣에 색만 녹색으로 바꾸는 대비가 가능하다(회갈→초록). 노을 연출은 공원 이름(노을공원)에 기댄 것이므로 1987년 노을빛이 실제로 어땠는지는 미확인.
+</w:t>
+      </w:r>
     </w:p>
     <w:sectPr>
       <w:footerReference w:type="default" r:id="rId6"/>
